--- a/deliverables/PREA_Redlines_Changes_1_to_7.docx
+++ b/deliverables/PREA_Redlines_Changes_1_to_7.docx
@@ -71,7 +71,7 @@
           <w:sz w:val="22"/>
           <w:szCs w:val="22"/>
         </w:rPr>
-        <w:t xml:space="preserve">Amendment language for the seven changes correctable without new policy. Drawn from gap register Revision 5.</w:t>
+        <w:t xml:space="preserve">Amendment language for the seven changes correctable without new policy. Drawn from gap register Revision 6.</w:t>
       </w:r>
     </w:p>
     <w:tbl>
@@ -1483,7 +1483,20 @@
                 <w:sz w:val="19"/>
                 <w:szCs w:val="19"/>
               </w:rPr>
-              <w:t xml:space="preserve">15 CCR 1324(h), verified against the same edition</w:t>
+              <w:t xml:space="preserve">15 CCR 1324(k), verified against the edition effective 01/01/2019. Revision 5 cited this as 1324(h) from the 04/01/2014 edition; the 2019 rewrite renumbered it and broadened it</w:t>
+            </w:r>
+          </w:p>
+          <w:p>
+            <w:pPr>
+              <w:spacing w:after="40" w:before="20" w:line="240"/>
+            </w:pPr>
+            <w:r>
+              <w:rPr>
+                <w:color w:val="1A1A1A"/>
+                <w:sz w:val="19"/>
+                <w:szCs w:val="19"/>
+              </w:rPr>
+              <w:t xml:space="preserve">15 CCR 1352(f), verified against the edition effective 01/01/2019, a third and independent hook</w:t>
             </w:r>
           </w:p>
         </w:tc>
@@ -2085,7 +2098,7 @@
               <w:rPr>
                 <w:color w:val="1A1A1A"/>
               </w:rPr>
-              <w:t xml:space="preserve">The 15 CCR 1352(e) language quoted in the insert is verified against the edition effective 04/01/2014, the only edition produced. Confirm against the current BSCC edition that the subsection was not renumbered in the January 2019 rewrite.</w:t>
+              <w:t xml:space="preserve">The 15 CCR 1352(e) language quoted in the insert is now verified against both editions and is word for word identical in each, so it did not move. Its neighbours did: the non-discrimination provision went from 1324(h) to 1324(k), which is corrected above. 1352(f) is new in the 2019 edition and is added to the authority line.</w:t>
             </w:r>
           </w:p>
         </w:tc>
@@ -6589,7 +6602,7 @@
         <w:sz w:val="16"/>
         <w:szCs w:val="16"/>
       </w:rPr>
-      <w:t xml:space="preserve">Redlines, Recommended changes 1 to 7. YDF, register Revision 5. Not legal advice.</w:t>
+      <w:t xml:space="preserve">Redlines, Recommended changes 1 to 7. YDF, register Revision 6. Not legal advice.</w:t>
     </w:r>
   </w:p>
 </w:hdr>

--- a/deliverables/PREA_Redlines_Changes_1_to_7.docx
+++ b/deliverables/PREA_Redlines_Changes_1_to_7.docx
@@ -1571,7 +1571,7 @@
         <w:rPr>
           <w:color w:val="1A1A1A"/>
         </w:rPr>
-        <w:t xml:space="preserve">OO 1352 II.M creates classification S-8 for any LGBTQI youth, and III.I requires single-room housing at all times for S-8. 15 CCR 1352(e) prohibits exactly that, and it has done so since at least April 1, 2014, which is verified against the produced text. S-8 was created December 9, 2019 and retained on the February 27, 2020 revision, five and a half years after the state rule was already in force. The provision also contradicts the Purpose and Scope paragraph of OO 1352 itself, PREA Policy III.E, and OO 1352.5 III.H, which took effect March 1, 2019 and states that staff shall not consider a youth's sexual orientation or gender identity as a reason to isolate or withhold program options. S-8 is materially broader than the OO 1352.5 III.I provision, because it sweeps in lesbian, gay, bisexual, and questioning youth for whom no anatomical privacy rationale exists at all. 15 CCR 1324(h) supplies a second and independent hook: the policy and procedure manual must itself bar classification and restrictive housing decisions made solely on these bases, so S-8 is a defect in the required contents of the manual as well as an operational violation.</w:t>
+        <w:t xml:space="preserve">OO 1352 II.M creates classification S-8 for any LGBTQI youth, and III.I requires single-room housing at all times for S-8. 15 CCR 1352(e) prohibits exactly that, and it has done so since at least April 1, 2014, which is verified against the produced text. S-8 was created December 9, 2019 and retained on the February 27, 2020 revision, five and a half years after the state rule was already in force. The provision also contradicts the Purpose and Scope paragraph of OO 1352 itself, PREA Policy III.E, and OO 1352.5 III.H, which took effect March 1, 2019 and states that staff shall not consider a youth's sexual orientation or gender identity as a reason to isolate or withhold program options. S-8 is materially broader than the OO 1352.5 III.I provision, because it sweeps in lesbian, gay, bisexual, and questioning youth for whom no anatomical privacy rationale exists at all. 15 CCR 1324(k), verified against the edition effective 01/01/2019, supplies a second and independent hook: the policy and procedure manual must itself bar classification and restrictive housing decisions made solely on these bases, so S-8 is a defect in the required contents of the manual as well as an operational violation.</w:t>
       </w:r>
     </w:p>
     <w:p>
@@ -4294,7 +4294,7 @@
                 <w:sz w:val="19"/>
                 <w:szCs w:val="19"/>
               </w:rPr>
-              <w:t xml:space="preserve">15 CCR 1391(e), due process for major rule violations as a class, verified</w:t>
+              <w:t xml:space="preserve">15 CCR 1391(f), due process for major rule violations as a class, verified against the edition effective 01/01/2019. Revision 5 cited this as 1391(e) from the 04/01/2014 edition; the 2019 rewrite renumbered it, and 1391(e) is now minor rule violations</w:t>
             </w:r>
           </w:p>
         </w:tc>

--- a/deliverables/PREA_Redlines_Changes_1_to_7.docx
+++ b/deliverables/PREA_Redlines_Changes_1_to_7.docx
@@ -71,7 +71,7 @@
           <w:sz w:val="22"/>
           <w:szCs w:val="22"/>
         </w:rPr>
-        <w:t xml:space="preserve">Amendment language for the seven changes correctable without new policy. Drawn from gap register Revision 6.</w:t>
+        <w:t xml:space="preserve">Amendment language for the seven changes correctable without new policy. Drawn from gap register Revision 7.</w:t>
       </w:r>
     </w:p>
     <w:tbl>
@@ -6602,7 +6602,7 @@
         <w:sz w:val="16"/>
         <w:szCs w:val="16"/>
       </w:rPr>
-      <w:t xml:space="preserve">Redlines, Recommended changes 1 to 7. YDF, register Revision 6. Not legal advice.</w:t>
+      <w:t xml:space="preserve">Redlines, Recommended changes 1 to 7. YDF, register Revision 7. Not legal advice.</w:t>
     </w:r>
   </w:p>
 </w:hdr>

--- a/deliverables/PREA_Redlines_Changes_1_to_7.docx
+++ b/deliverables/PREA_Redlines_Changes_1_to_7.docx
@@ -12,8 +12,8 @@
           <w:b/>
           <w:bCs/>
           <w:color w:val="1A1A1A"/>
-          <w:sz w:val="44"/>
-          <w:szCs w:val="44"/>
+          <w:sz w:val="48"/>
+          <w:szCs w:val="48"/>
         </w:rPr>
         <w:t xml:space="preserve">Redlines</w:t>
       </w:r>
@@ -26,8 +26,8 @@
       <w:r>
         <w:rPr>
           <w:color w:val="5A5A5A"/>
-          <w:sz w:val="28"/>
-          <w:szCs w:val="28"/>
+          <w:sz w:val="32"/>
+          <w:szCs w:val="32"/>
         </w:rPr>
         <w:t xml:space="preserve">Recommended changes 1 to 7</w:t>
       </w:r>
@@ -40,8 +40,8 @@
       <w:r>
         <w:rPr>
           <w:color w:val="1A1A1A"/>
-          <w:sz w:val="24"/>
-          <w:szCs w:val="24"/>
+          <w:sz w:val="26"/>
+          <w:szCs w:val="26"/>
         </w:rPr>
         <w:t xml:space="preserve">Sacramento County Probation Department</w:t>
       </w:r>
@@ -54,8 +54,8 @@
       <w:r>
         <w:rPr>
           <w:color w:val="1A1A1A"/>
-          <w:sz w:val="24"/>
-          <w:szCs w:val="24"/>
+          <w:sz w:val="26"/>
+          <w:szCs w:val="26"/>
         </w:rPr>
         <w:t xml:space="preserve">Youth Detention Facility</w:t>
       </w:r>
@@ -68,8 +68,8 @@
       <w:r>
         <w:rPr>
           <w:color w:val="5A5A5A"/>
-          <w:sz w:val="22"/>
-          <w:szCs w:val="22"/>
+          <w:sz w:val="26"/>
+          <w:szCs w:val="26"/>
         </w:rPr>
         <w:t xml:space="preserve">Amendment language for the seven changes correctable without new policy. Drawn from gap register Revision 7.</w:t>
       </w:r>
@@ -110,16 +110,16 @@
                 <w:b/>
                 <w:bCs/>
                 <w:color w:val="1A1A1A"/>
-                <w:sz w:val="20"/>
-                <w:szCs w:val="20"/>
+                <w:sz w:val="24"/>
+                <w:szCs w:val="24"/>
               </w:rPr>
               <w:t xml:space="preserve">This is not legal advice. </w:t>
             </w:r>
             <w:r>
               <w:rPr>
                 <w:color w:val="1A1A1A"/>
-                <w:sz w:val="20"/>
-                <w:szCs w:val="20"/>
+                <w:sz w:val="24"/>
+                <w:szCs w:val="24"/>
               </w:rPr>
               <w:t xml:space="preserve">It is proposed amendment language prepared for internal remediation planning. Statutory questions, and every item in a Before adoption block, route to County Counsel.</w:t>
             </w:r>
@@ -430,8 +430,8 @@
                 <w:b/>
                 <w:bCs/>
                 <w:color w:val="1A1A1A"/>
-                <w:sz w:val="19"/>
-                <w:szCs w:val="19"/>
+                <w:sz w:val="24"/>
+                <w:szCs w:val="24"/>
               </w:rPr>
               <w:t xml:space="preserve">#</w:t>
             </w:r>
@@ -457,8 +457,8 @@
                 <w:b/>
                 <w:bCs/>
                 <w:color w:val="1A1A1A"/>
-                <w:sz w:val="19"/>
-                <w:szCs w:val="19"/>
+                <w:sz w:val="24"/>
+                <w:szCs w:val="24"/>
               </w:rPr>
               <w:t xml:space="preserve">Change</w:t>
             </w:r>
@@ -484,8 +484,8 @@
                 <w:b/>
                 <w:bCs/>
                 <w:color w:val="1A1A1A"/>
-                <w:sz w:val="19"/>
-                <w:szCs w:val="19"/>
+                <w:sz w:val="24"/>
+                <w:szCs w:val="24"/>
               </w:rPr>
               <w:t xml:space="preserve">Priority</w:t>
             </w:r>
@@ -511,8 +511,8 @@
                 <w:b/>
                 <w:bCs/>
                 <w:color w:val="1A1A1A"/>
-                <w:sz w:val="19"/>
-                <w:szCs w:val="19"/>
+                <w:sz w:val="24"/>
+                <w:szCs w:val="24"/>
               </w:rPr>
               <w:t xml:space="preserve">Document</w:t>
             </w:r>
@@ -539,8 +539,8 @@
                 <w:b w:val="false"/>
                 <w:bCs w:val="false"/>
                 <w:color w:val="1A1A1A"/>
-                <w:sz w:val="19"/>
-                <w:szCs w:val="19"/>
+                <w:sz w:val="24"/>
+                <w:szCs w:val="24"/>
               </w:rPr>
               <w:t xml:space="preserve">1</w:t>
             </w:r>
@@ -565,8 +565,8 @@
                 <w:b w:val="false"/>
                 <w:bCs w:val="false"/>
                 <w:color w:val="1A1A1A"/>
-                <w:sz w:val="19"/>
-                <w:szCs w:val="19"/>
+                <w:sz w:val="24"/>
+                <w:szCs w:val="24"/>
               </w:rPr>
               <w:t xml:space="preserve">Rescind the S-8 single-room mandate</w:t>
             </w:r>
@@ -591,8 +591,8 @@
                 <w:b w:val="false"/>
                 <w:bCs w:val="false"/>
                 <w:color w:val="1A1A1A"/>
-                <w:sz w:val="19"/>
-                <w:szCs w:val="19"/>
+                <w:sz w:val="24"/>
+                <w:szCs w:val="24"/>
               </w:rPr>
               <w:t xml:space="preserve">Critical</w:t>
             </w:r>
@@ -617,8 +617,8 @@
                 <w:b w:val="false"/>
                 <w:bCs w:val="false"/>
                 <w:color w:val="1A1A1A"/>
-                <w:sz w:val="19"/>
-                <w:szCs w:val="19"/>
+                <w:sz w:val="24"/>
+                <w:szCs w:val="24"/>
               </w:rPr>
               <w:t xml:space="preserve">OO 1352 Classification (eff. 12/09/2019, rev. 02/27/2020), II.M, III.E, III.I</w:t>
             </w:r>
@@ -646,8 +646,8 @@
                 <w:b w:val="false"/>
                 <w:bCs w:val="false"/>
                 <w:color w:val="1A1A1A"/>
-                <w:sz w:val="19"/>
-                <w:szCs w:val="19"/>
+                <w:sz w:val="24"/>
+                <w:szCs w:val="24"/>
               </w:rPr>
               <w:t xml:space="preserve">2</w:t>
             </w:r>
@@ -673,8 +673,8 @@
                 <w:b w:val="false"/>
                 <w:bCs w:val="false"/>
                 <w:color w:val="1A1A1A"/>
-                <w:sz w:val="19"/>
-                <w:szCs w:val="19"/>
+                <w:sz w:val="24"/>
+                <w:szCs w:val="24"/>
               </w:rPr>
               <w:t xml:space="preserve">Convert the transgender and intersex single-room rule to a presumptive, documented outcome</w:t>
             </w:r>
@@ -700,8 +700,8 @@
                 <w:b w:val="false"/>
                 <w:bCs w:val="false"/>
                 <w:color w:val="1A1A1A"/>
-                <w:sz w:val="19"/>
-                <w:szCs w:val="19"/>
+                <w:sz w:val="24"/>
+                <w:szCs w:val="24"/>
               </w:rPr>
               <w:t xml:space="preserve">Critical</w:t>
             </w:r>
@@ -727,8 +727,8 @@
                 <w:b w:val="false"/>
                 <w:bCs w:val="false"/>
                 <w:color w:val="1A1A1A"/>
-                <w:sz w:val="19"/>
-                <w:szCs w:val="19"/>
+                <w:sz w:val="24"/>
+                <w:szCs w:val="24"/>
               </w:rPr>
               <w:t xml:space="preserve">OO 1352.5 Transgender and Intersex Youth (eff. 03/01/2019), III.I</w:t>
             </w:r>
@@ -755,8 +755,8 @@
                 <w:b w:val="false"/>
                 <w:bCs w:val="false"/>
                 <w:color w:val="1A1A1A"/>
-                <w:sz w:val="19"/>
-                <w:szCs w:val="19"/>
+                <w:sz w:val="24"/>
+                <w:szCs w:val="24"/>
               </w:rPr>
               <w:t xml:space="preserve">3</w:t>
             </w:r>
@@ -781,8 +781,8 @@
                 <w:b w:val="false"/>
                 <w:bCs w:val="false"/>
                 <w:color w:val="1A1A1A"/>
-                <w:sz w:val="19"/>
-                <w:szCs w:val="19"/>
+                <w:sz w:val="24"/>
+                <w:szCs w:val="24"/>
               </w:rPr>
               <w:t xml:space="preserve">Correct the mandated child abuse reporting standard and relocate the duty</w:t>
             </w:r>
@@ -807,8 +807,8 @@
                 <w:b w:val="false"/>
                 <w:bCs w:val="false"/>
                 <w:color w:val="1A1A1A"/>
-                <w:sz w:val="19"/>
-                <w:szCs w:val="19"/>
+                <w:sz w:val="24"/>
+                <w:szCs w:val="24"/>
               </w:rPr>
               <w:t xml:space="preserve">Critical</w:t>
             </w:r>
@@ -833,8 +833,8 @@
                 <w:b w:val="false"/>
                 <w:bCs w:val="false"/>
                 <w:color w:val="1A1A1A"/>
-                <w:sz w:val="19"/>
-                <w:szCs w:val="19"/>
+                <w:sz w:val="24"/>
+                <w:szCs w:val="24"/>
               </w:rPr>
               <w:t xml:space="preserve">PREA Policy and Procedure, Juvenile Institutions, V.A.4</w:t>
             </w:r>
@@ -862,8 +862,8 @@
                 <w:b w:val="false"/>
                 <w:bCs w:val="false"/>
                 <w:color w:val="1A1A1A"/>
-                <w:sz w:val="19"/>
-                <w:szCs w:val="19"/>
+                <w:sz w:val="24"/>
+                <w:szCs w:val="24"/>
               </w:rPr>
               <w:t xml:space="preserve">4</w:t>
             </w:r>
@@ -889,8 +889,8 @@
                 <w:b w:val="false"/>
                 <w:bCs w:val="false"/>
                 <w:color w:val="1A1A1A"/>
-                <w:sz w:val="19"/>
-                <w:szCs w:val="19"/>
+                <w:sz w:val="24"/>
+                <w:szCs w:val="24"/>
               </w:rPr>
               <w:t xml:space="preserve">Correct the cross-facility notification timeline</w:t>
             </w:r>
@@ -916,8 +916,8 @@
                 <w:b w:val="false"/>
                 <w:bCs w:val="false"/>
                 <w:color w:val="1A1A1A"/>
-                <w:sz w:val="19"/>
-                <w:szCs w:val="19"/>
+                <w:sz w:val="24"/>
+                <w:szCs w:val="24"/>
               </w:rPr>
               <w:t xml:space="preserve">Critical</w:t>
             </w:r>
@@ -943,8 +943,8 @@
                 <w:b w:val="false"/>
                 <w:bCs w:val="false"/>
                 <w:color w:val="1A1A1A"/>
-                <w:sz w:val="19"/>
-                <w:szCs w:val="19"/>
+                <w:sz w:val="24"/>
+                <w:szCs w:val="24"/>
               </w:rPr>
               <w:t xml:space="preserve">PREA Policy and Procedure, Juvenile Institutions, V.A.7</w:t>
             </w:r>
@@ -971,8 +971,8 @@
                 <w:b w:val="false"/>
                 <w:bCs w:val="false"/>
                 <w:color w:val="1A1A1A"/>
-                <w:sz w:val="19"/>
-                <w:szCs w:val="19"/>
+                <w:sz w:val="24"/>
+                <w:szCs w:val="24"/>
               </w:rPr>
               <w:t xml:space="preserve">5</w:t>
             </w:r>
@@ -997,8 +997,8 @@
                 <w:b w:val="false"/>
                 <w:bCs w:val="false"/>
                 <w:color w:val="1A1A1A"/>
-                <w:sz w:val="19"/>
-                <w:szCs w:val="19"/>
+                <w:sz w:val="24"/>
+                <w:szCs w:val="24"/>
               </w:rPr>
               <w:t xml:space="preserve">Rewrite the false allegations provision to a bad-faith standard</w:t>
             </w:r>
@@ -1023,8 +1023,8 @@
                 <w:b w:val="false"/>
                 <w:bCs w:val="false"/>
                 <w:color w:val="1A1A1A"/>
-                <w:sz w:val="19"/>
-                <w:szCs w:val="19"/>
+                <w:sz w:val="24"/>
+                <w:szCs w:val="24"/>
               </w:rPr>
               <w:t xml:space="preserve">Critical</w:t>
             </w:r>
@@ -1049,8 +1049,8 @@
                 <w:b w:val="false"/>
                 <w:bCs w:val="false"/>
                 <w:color w:val="1A1A1A"/>
-                <w:sz w:val="19"/>
-                <w:szCs w:val="19"/>
+                <w:sz w:val="24"/>
+                <w:szCs w:val="24"/>
               </w:rPr>
               <w:t xml:space="preserve">PREA Policy and Procedure, Juvenile Institutions, XIV.A</w:t>
             </w:r>
@@ -1078,8 +1078,8 @@
                 <w:b w:val="false"/>
                 <w:bCs w:val="false"/>
                 <w:color w:val="1A1A1A"/>
-                <w:sz w:val="19"/>
-                <w:szCs w:val="19"/>
+                <w:sz w:val="24"/>
+                <w:szCs w:val="24"/>
               </w:rPr>
               <w:t xml:space="preserve">6</w:t>
             </w:r>
@@ -1105,8 +1105,8 @@
                 <w:b w:val="false"/>
                 <w:bCs w:val="false"/>
                 <w:color w:val="1A1A1A"/>
-                <w:sz w:val="19"/>
-                <w:szCs w:val="19"/>
+                <w:sz w:val="24"/>
+                <w:szCs w:val="24"/>
               </w:rPr>
               <w:t xml:space="preserve">Delete the S-4 victim-to-perpetrator inference and split the code</w:t>
             </w:r>
@@ -1132,8 +1132,8 @@
                 <w:b w:val="false"/>
                 <w:bCs w:val="false"/>
                 <w:color w:val="1A1A1A"/>
-                <w:sz w:val="19"/>
-                <w:szCs w:val="19"/>
+                <w:sz w:val="24"/>
+                <w:szCs w:val="24"/>
               </w:rPr>
               <w:t xml:space="preserve">High</w:t>
             </w:r>
@@ -1159,8 +1159,8 @@
                 <w:b w:val="false"/>
                 <w:bCs w:val="false"/>
                 <w:color w:val="1A1A1A"/>
-                <w:sz w:val="19"/>
-                <w:szCs w:val="19"/>
+                <w:sz w:val="24"/>
+                <w:szCs w:val="24"/>
               </w:rPr>
               <w:t xml:space="preserve">OO 1352 Classification, II.F.2 and its note, II.G, II.H, III.E</w:t>
             </w:r>
@@ -1187,8 +1187,8 @@
                 <w:b w:val="false"/>
                 <w:bCs w:val="false"/>
                 <w:color w:val="1A1A1A"/>
-                <w:sz w:val="19"/>
-                <w:szCs w:val="19"/>
+                <w:sz w:val="24"/>
+                <w:szCs w:val="24"/>
               </w:rPr>
               <w:t xml:space="preserve">7</w:t>
             </w:r>
@@ -1213,8 +1213,8 @@
                 <w:b w:val="false"/>
                 <w:bCs w:val="false"/>
                 <w:color w:val="1A1A1A"/>
-                <w:sz w:val="19"/>
-                <w:szCs w:val="19"/>
+                <w:sz w:val="24"/>
+                <w:szCs w:val="24"/>
               </w:rPr>
               <w:t xml:space="preserve">Adopt a single reconciled records retention schedule</w:t>
             </w:r>
@@ -1239,8 +1239,8 @@
                 <w:b w:val="false"/>
                 <w:bCs w:val="false"/>
                 <w:color w:val="1A1A1A"/>
-                <w:sz w:val="19"/>
-                <w:szCs w:val="19"/>
+                <w:sz w:val="24"/>
+                <w:szCs w:val="24"/>
               </w:rPr>
               <w:t xml:space="preserve">Critical</w:t>
             </w:r>
@@ -1265,8 +1265,8 @@
                 <w:b w:val="false"/>
                 <w:bCs w:val="false"/>
                 <w:color w:val="1A1A1A"/>
-                <w:sz w:val="19"/>
-                <w:szCs w:val="19"/>
+                <w:sz w:val="24"/>
+                <w:szCs w:val="24"/>
               </w:rPr>
               <w:t xml:space="preserve">Internal Affairs Administrative Investigations, XI.C.1</w:t>
             </w:r>
@@ -1324,8 +1324,8 @@
                 <w:b/>
                 <w:bCs/>
                 <w:color w:val="1A1A1A"/>
-                <w:sz w:val="19"/>
-                <w:szCs w:val="19"/>
+                <w:sz w:val="24"/>
+                <w:szCs w:val="24"/>
               </w:rPr>
               <w:t xml:space="preserve">Priority</w:t>
             </w:r>
@@ -1348,8 +1348,8 @@
             <w:r>
               <w:rPr>
                 <w:color w:val="1A1A1A"/>
-                <w:sz w:val="19"/>
-                <w:szCs w:val="19"/>
+                <w:sz w:val="24"/>
+                <w:szCs w:val="24"/>
               </w:rPr>
               <w:t xml:space="preserve">Critical</w:t>
             </w:r>
@@ -1377,8 +1377,8 @@
                 <w:b/>
                 <w:bCs/>
                 <w:color w:val="1A1A1A"/>
-                <w:sz w:val="19"/>
-                <w:szCs w:val="19"/>
+                <w:sz w:val="24"/>
+                <w:szCs w:val="24"/>
               </w:rPr>
               <w:t xml:space="preserve">Document</w:t>
             </w:r>
@@ -1401,8 +1401,8 @@
             <w:r>
               <w:rPr>
                 <w:color w:val="1A1A1A"/>
-                <w:sz w:val="19"/>
-                <w:szCs w:val="19"/>
+                <w:sz w:val="24"/>
+                <w:szCs w:val="24"/>
               </w:rPr>
               <w:t xml:space="preserve">OO 1352 Classification (eff. 12/09/2019, rev. 02/27/2020), II.M, III.E, III.I</w:t>
             </w:r>
@@ -1430,8 +1430,8 @@
                 <w:b/>
                 <w:bCs/>
                 <w:color w:val="1A1A1A"/>
-                <w:sz w:val="19"/>
-                <w:szCs w:val="19"/>
+                <w:sz w:val="24"/>
+                <w:szCs w:val="24"/>
               </w:rPr>
               <w:t xml:space="preserve">Authority</w:t>
             </w:r>
@@ -1454,8 +1454,8 @@
             <w:r>
               <w:rPr>
                 <w:color w:val="1A1A1A"/>
-                <w:sz w:val="19"/>
-                <w:szCs w:val="19"/>
+                <w:sz w:val="24"/>
+                <w:szCs w:val="24"/>
               </w:rPr>
               <w:t xml:space="preserve">28 CFR 115.342(c)</w:t>
             </w:r>
@@ -1467,8 +1467,8 @@
             <w:r>
               <w:rPr>
                 <w:color w:val="1A1A1A"/>
-                <w:sz w:val="19"/>
-                <w:szCs w:val="19"/>
+                <w:sz w:val="24"/>
+                <w:szCs w:val="24"/>
               </w:rPr>
               <w:t xml:space="preserve">15 CCR 1352(e), verified against the edition effective 04/01/2014</w:t>
             </w:r>
@@ -1480,8 +1480,8 @@
             <w:r>
               <w:rPr>
                 <w:color w:val="1A1A1A"/>
-                <w:sz w:val="19"/>
-                <w:szCs w:val="19"/>
+                <w:sz w:val="24"/>
+                <w:szCs w:val="24"/>
               </w:rPr>
               <w:t xml:space="preserve">15 CCR 1324(k), verified against the edition effective 01/01/2019. Revision 5 cited this as 1324(h) from the 04/01/2014 edition; the 2019 rewrite renumbered it and broadened it</w:t>
             </w:r>
@@ -1493,8 +1493,8 @@
             <w:r>
               <w:rPr>
                 <w:color w:val="1A1A1A"/>
-                <w:sz w:val="19"/>
-                <w:szCs w:val="19"/>
+                <w:sz w:val="24"/>
+                <w:szCs w:val="24"/>
               </w:rPr>
               <w:t xml:space="preserve">15 CCR 1352(f), verified against the edition effective 01/01/2019, a third and independent hook</w:t>
             </w:r>
@@ -1522,8 +1522,8 @@
                 <w:b/>
                 <w:bCs/>
                 <w:color w:val="1A1A1A"/>
-                <w:sz w:val="19"/>
-                <w:szCs w:val="19"/>
+                <w:sz w:val="24"/>
+                <w:szCs w:val="24"/>
               </w:rPr>
               <w:t xml:space="preserve">Register rows</w:t>
             </w:r>
@@ -1546,8 +1546,8 @@
             <w:r>
               <w:rPr>
                 <w:color w:val="1A1A1A"/>
-                <w:sz w:val="19"/>
-                <w:szCs w:val="19"/>
+                <w:sz w:val="24"/>
+                <w:szCs w:val="24"/>
               </w:rPr>
               <w:t xml:space="preserve">36, 75</w:t>
             </w:r>
@@ -1646,8 +1646,8 @@
           <w:i/>
           <w:iCs/>
           <w:color w:val="5A5A5A"/>
-          <w:sz w:val="18"/>
-          <w:szCs w:val="18"/>
+          <w:sz w:val="24"/>
+          <w:szCs w:val="24"/>
         </w:rPr>
         <w:t xml:space="preserve">Described in the register, not read in this review.</w:t>
       </w:r>
@@ -1716,8 +1716,8 @@
           <w:i/>
           <w:iCs/>
           <w:color w:val="5A5A5A"/>
-          <w:sz w:val="18"/>
-          <w:szCs w:val="18"/>
+          <w:sz w:val="24"/>
+          <w:szCs w:val="24"/>
         </w:rPr>
         <w:t xml:space="preserve">Described in the register, not read in this review.</w:t>
       </w:r>
@@ -1786,8 +1786,8 @@
           <w:i/>
           <w:iCs/>
           <w:color w:val="5A5A5A"/>
-          <w:sz w:val="18"/>
-          <w:szCs w:val="18"/>
+          <w:sz w:val="24"/>
+          <w:szCs w:val="24"/>
         </w:rPr>
         <w:t xml:space="preserve">Described in the register, not read in this review.</w:t>
       </w:r>
@@ -2154,8 +2154,8 @@
                 <w:b/>
                 <w:bCs/>
                 <w:color w:val="1A1A1A"/>
-                <w:sz w:val="19"/>
-                <w:szCs w:val="19"/>
+                <w:sz w:val="24"/>
+                <w:szCs w:val="24"/>
               </w:rPr>
               <w:t xml:space="preserve">Priority</w:t>
             </w:r>
@@ -2178,8 +2178,8 @@
             <w:r>
               <w:rPr>
                 <w:color w:val="1A1A1A"/>
-                <w:sz w:val="19"/>
-                <w:szCs w:val="19"/>
+                <w:sz w:val="24"/>
+                <w:szCs w:val="24"/>
               </w:rPr>
               <w:t xml:space="preserve">Critical</w:t>
             </w:r>
@@ -2207,8 +2207,8 @@
                 <w:b/>
                 <w:bCs/>
                 <w:color w:val="1A1A1A"/>
-                <w:sz w:val="19"/>
-                <w:szCs w:val="19"/>
+                <w:sz w:val="24"/>
+                <w:szCs w:val="24"/>
               </w:rPr>
               <w:t xml:space="preserve">Document</w:t>
             </w:r>
@@ -2231,8 +2231,8 @@
             <w:r>
               <w:rPr>
                 <w:color w:val="1A1A1A"/>
-                <w:sz w:val="19"/>
-                <w:szCs w:val="19"/>
+                <w:sz w:val="24"/>
+                <w:szCs w:val="24"/>
               </w:rPr>
               <w:t xml:space="preserve">OO 1352.5 Transgender and Intersex Youth (eff. 03/01/2019), III.I</w:t>
             </w:r>
@@ -2260,8 +2260,8 @@
                 <w:b/>
                 <w:bCs/>
                 <w:color w:val="1A1A1A"/>
-                <w:sz w:val="19"/>
-                <w:szCs w:val="19"/>
+                <w:sz w:val="24"/>
+                <w:szCs w:val="24"/>
               </w:rPr>
               <w:t xml:space="preserve">Authority</w:t>
             </w:r>
@@ -2284,8 +2284,8 @@
             <w:r>
               <w:rPr>
                 <w:color w:val="1A1A1A"/>
-                <w:sz w:val="19"/>
-                <w:szCs w:val="19"/>
+                <w:sz w:val="24"/>
+                <w:szCs w:val="24"/>
               </w:rPr>
               <w:t xml:space="preserve">28 CFR 115.342(c)-(g)</w:t>
             </w:r>
@@ -2297,8 +2297,8 @@
             <w:r>
               <w:rPr>
                 <w:color w:val="1A1A1A"/>
-                <w:sz w:val="19"/>
-                <w:szCs w:val="19"/>
+                <w:sz w:val="24"/>
+                <w:szCs w:val="24"/>
               </w:rPr>
               <w:t xml:space="preserve">15 CCR 1352(e), verified against the edition effective 04/01/2014</w:t>
             </w:r>
@@ -2310,8 +2310,8 @@
             <w:r>
               <w:rPr>
                 <w:color w:val="1A1A1A"/>
-                <w:sz w:val="19"/>
-                <w:szCs w:val="19"/>
+                <w:sz w:val="24"/>
+                <w:szCs w:val="24"/>
               </w:rPr>
               <w:t xml:space="preserve">15 CCR 1352.5, cited but not confirmed: absent from the produced edition</w:t>
             </w:r>
@@ -2339,8 +2339,8 @@
                 <w:b/>
                 <w:bCs/>
                 <w:color w:val="1A1A1A"/>
-                <w:sz w:val="19"/>
-                <w:szCs w:val="19"/>
+                <w:sz w:val="24"/>
+                <w:szCs w:val="24"/>
               </w:rPr>
               <w:t xml:space="preserve">Register rows</w:t>
             </w:r>
@@ -2363,8 +2363,8 @@
             <w:r>
               <w:rPr>
                 <w:color w:val="1A1A1A"/>
-                <w:sz w:val="19"/>
-                <w:szCs w:val="19"/>
+                <w:sz w:val="24"/>
+                <w:szCs w:val="24"/>
               </w:rPr>
               <w:t xml:space="preserve">37, 75</w:t>
             </w:r>
@@ -2463,8 +2463,8 @@
           <w:i/>
           <w:iCs/>
           <w:color w:val="5A5A5A"/>
-          <w:sz w:val="18"/>
-          <w:szCs w:val="18"/>
+          <w:sz w:val="24"/>
+          <w:szCs w:val="24"/>
         </w:rPr>
         <w:t xml:space="preserve">Described in the register, not read in this review.</w:t>
       </w:r>
@@ -2794,8 +2794,8 @@
                 <w:b/>
                 <w:bCs/>
                 <w:color w:val="1A1A1A"/>
-                <w:sz w:val="19"/>
-                <w:szCs w:val="19"/>
+                <w:sz w:val="24"/>
+                <w:szCs w:val="24"/>
               </w:rPr>
               <w:t xml:space="preserve">Priority</w:t>
             </w:r>
@@ -2818,8 +2818,8 @@
             <w:r>
               <w:rPr>
                 <w:color w:val="1A1A1A"/>
-                <w:sz w:val="19"/>
-                <w:szCs w:val="19"/>
+                <w:sz w:val="24"/>
+                <w:szCs w:val="24"/>
               </w:rPr>
               <w:t xml:space="preserve">Critical</w:t>
             </w:r>
@@ -2847,8 +2847,8 @@
                 <w:b/>
                 <w:bCs/>
                 <w:color w:val="1A1A1A"/>
-                <w:sz w:val="19"/>
-                <w:szCs w:val="19"/>
+                <w:sz w:val="24"/>
+                <w:szCs w:val="24"/>
               </w:rPr>
               <w:t xml:space="preserve">Document</w:t>
             </w:r>
@@ -2871,8 +2871,8 @@
             <w:r>
               <w:rPr>
                 <w:color w:val="1A1A1A"/>
-                <w:sz w:val="19"/>
-                <w:szCs w:val="19"/>
+                <w:sz w:val="24"/>
+                <w:szCs w:val="24"/>
               </w:rPr>
               <w:t xml:space="preserve">PREA Policy and Procedure, Juvenile Institutions, V.A.4</w:t>
             </w:r>
@@ -2884,8 +2884,8 @@
             <w:r>
               <w:rPr>
                 <w:color w:val="1A1A1A"/>
-                <w:sz w:val="19"/>
-                <w:szCs w:val="19"/>
+                <w:sz w:val="24"/>
+                <w:szCs w:val="24"/>
               </w:rPr>
               <w:t xml:space="preserve">OO 1453 Sexual Assault (rev. 12/09/2019), I.A.9</w:t>
             </w:r>
@@ -2897,8 +2897,8 @@
             <w:r>
               <w:rPr>
                 <w:color w:val="1A1A1A"/>
-                <w:sz w:val="19"/>
-                <w:szCs w:val="19"/>
+                <w:sz w:val="24"/>
+                <w:szCs w:val="24"/>
               </w:rPr>
               <w:t xml:space="preserve">New department-wide General Order on child abuse and neglect reporting</w:t>
             </w:r>
@@ -2926,8 +2926,8 @@
                 <w:b/>
                 <w:bCs/>
                 <w:color w:val="1A1A1A"/>
-                <w:sz w:val="19"/>
-                <w:szCs w:val="19"/>
+                <w:sz w:val="24"/>
+                <w:szCs w:val="24"/>
               </w:rPr>
               <w:t xml:space="preserve">Authority</w:t>
             </w:r>
@@ -2950,8 +2950,8 @@
             <w:r>
               <w:rPr>
                 <w:color w:val="1A1A1A"/>
-                <w:sz w:val="19"/>
-                <w:szCs w:val="19"/>
+                <w:sz w:val="24"/>
+                <w:szCs w:val="24"/>
               </w:rPr>
               <w:t xml:space="preserve">28 CFR 115.361(b)</w:t>
             </w:r>
@@ -2963,8 +2963,8 @@
             <w:r>
               <w:rPr>
                 <w:color w:val="1A1A1A"/>
-                <w:sz w:val="19"/>
-                <w:szCs w:val="19"/>
+                <w:sz w:val="24"/>
+                <w:szCs w:val="24"/>
               </w:rPr>
               <w:t xml:space="preserve">Penal Code 11166(a), 11165.9, 11166(i)(1), 11166(j), 11172(a)</w:t>
             </w:r>
@@ -2976,8 +2976,8 @@
             <w:r>
               <w:rPr>
                 <w:color w:val="1A1A1A"/>
-                <w:sz w:val="19"/>
-                <w:szCs w:val="19"/>
+                <w:sz w:val="24"/>
+                <w:szCs w:val="24"/>
               </w:rPr>
               <w:t xml:space="preserve">Penal Code 11166(c), penalties</w:t>
             </w:r>
@@ -3005,8 +3005,8 @@
                 <w:b/>
                 <w:bCs/>
                 <w:color w:val="1A1A1A"/>
-                <w:sz w:val="19"/>
-                <w:szCs w:val="19"/>
+                <w:sz w:val="24"/>
+                <w:szCs w:val="24"/>
               </w:rPr>
               <w:t xml:space="preserve">Register rows</w:t>
             </w:r>
@@ -3029,8 +3029,8 @@
             <w:r>
               <w:rPr>
                 <w:color w:val="1A1A1A"/>
-                <w:sz w:val="19"/>
-                <w:szCs w:val="19"/>
+                <w:sz w:val="24"/>
+                <w:szCs w:val="24"/>
               </w:rPr>
               <w:t xml:space="preserve">48, 77</w:t>
             </w:r>
@@ -3129,8 +3129,8 @@
           <w:i/>
           <w:iCs/>
           <w:color w:val="5A5A5A"/>
-          <w:sz w:val="18"/>
-          <w:szCs w:val="18"/>
+          <w:sz w:val="24"/>
+          <w:szCs w:val="24"/>
         </w:rPr>
         <w:t xml:space="preserve">Described in the register, not read in this review.</w:t>
       </w:r>
@@ -3559,8 +3559,8 @@
                 <w:b/>
                 <w:bCs/>
                 <w:color w:val="1A1A1A"/>
-                <w:sz w:val="19"/>
-                <w:szCs w:val="19"/>
+                <w:sz w:val="24"/>
+                <w:szCs w:val="24"/>
               </w:rPr>
               <w:t xml:space="preserve">Priority</w:t>
             </w:r>
@@ -3583,8 +3583,8 @@
             <w:r>
               <w:rPr>
                 <w:color w:val="1A1A1A"/>
-                <w:sz w:val="19"/>
-                <w:szCs w:val="19"/>
+                <w:sz w:val="24"/>
+                <w:szCs w:val="24"/>
               </w:rPr>
               <w:t xml:space="preserve">Critical</w:t>
             </w:r>
@@ -3612,8 +3612,8 @@
                 <w:b/>
                 <w:bCs/>
                 <w:color w:val="1A1A1A"/>
-                <w:sz w:val="19"/>
-                <w:szCs w:val="19"/>
+                <w:sz w:val="24"/>
+                <w:szCs w:val="24"/>
               </w:rPr>
               <w:t xml:space="preserve">Document</w:t>
             </w:r>
@@ -3636,8 +3636,8 @@
             <w:r>
               <w:rPr>
                 <w:color w:val="1A1A1A"/>
-                <w:sz w:val="19"/>
-                <w:szCs w:val="19"/>
+                <w:sz w:val="24"/>
+                <w:szCs w:val="24"/>
               </w:rPr>
               <w:t xml:space="preserve">PREA Policy and Procedure, Juvenile Institutions, V.A.7</w:t>
             </w:r>
@@ -3665,8 +3665,8 @@
                 <w:b/>
                 <w:bCs/>
                 <w:color w:val="1A1A1A"/>
-                <w:sz w:val="19"/>
-                <w:szCs w:val="19"/>
+                <w:sz w:val="24"/>
+                <w:szCs w:val="24"/>
               </w:rPr>
               <w:t xml:space="preserve">Authority</w:t>
             </w:r>
@@ -3689,8 +3689,8 @@
             <w:r>
               <w:rPr>
                 <w:color w:val="1A1A1A"/>
-                <w:sz w:val="19"/>
-                <w:szCs w:val="19"/>
+                <w:sz w:val="24"/>
+                <w:szCs w:val="24"/>
               </w:rPr>
               <w:t xml:space="preserve">28 CFR 115.363(a)-(d)</w:t>
             </w:r>
@@ -3718,8 +3718,8 @@
                 <w:b/>
                 <w:bCs/>
                 <w:color w:val="1A1A1A"/>
-                <w:sz w:val="19"/>
-                <w:szCs w:val="19"/>
+                <w:sz w:val="24"/>
+                <w:szCs w:val="24"/>
               </w:rPr>
               <w:t xml:space="preserve">Register rows</w:t>
             </w:r>
@@ -3742,8 +3742,8 @@
             <w:r>
               <w:rPr>
                 <w:color w:val="1A1A1A"/>
-                <w:sz w:val="19"/>
-                <w:szCs w:val="19"/>
+                <w:sz w:val="24"/>
+                <w:szCs w:val="24"/>
               </w:rPr>
               <w:t xml:space="preserve">52, 47</w:t>
             </w:r>
@@ -3842,8 +3842,8 @@
           <w:i/>
           <w:iCs/>
           <w:color w:val="5A5A5A"/>
-          <w:sz w:val="18"/>
-          <w:szCs w:val="18"/>
+          <w:sz w:val="24"/>
+          <w:szCs w:val="24"/>
         </w:rPr>
         <w:t xml:space="preserve">Described in the register, not read in this review.</w:t>
       </w:r>
@@ -4135,8 +4135,8 @@
                 <w:b/>
                 <w:bCs/>
                 <w:color w:val="1A1A1A"/>
-                <w:sz w:val="19"/>
-                <w:szCs w:val="19"/>
+                <w:sz w:val="24"/>
+                <w:szCs w:val="24"/>
               </w:rPr>
               <w:t xml:space="preserve">Priority</w:t>
             </w:r>
@@ -4159,8 +4159,8 @@
             <w:r>
               <w:rPr>
                 <w:color w:val="1A1A1A"/>
-                <w:sz w:val="19"/>
-                <w:szCs w:val="19"/>
+                <w:sz w:val="24"/>
+                <w:szCs w:val="24"/>
               </w:rPr>
               <w:t xml:space="preserve">Critical</w:t>
             </w:r>
@@ -4188,8 +4188,8 @@
                 <w:b/>
                 <w:bCs/>
                 <w:color w:val="1A1A1A"/>
-                <w:sz w:val="19"/>
-                <w:szCs w:val="19"/>
+                <w:sz w:val="24"/>
+                <w:szCs w:val="24"/>
               </w:rPr>
               <w:t xml:space="preserve">Document</w:t>
             </w:r>
@@ -4212,8 +4212,8 @@
             <w:r>
               <w:rPr>
                 <w:color w:val="1A1A1A"/>
-                <w:sz w:val="19"/>
-                <w:szCs w:val="19"/>
+                <w:sz w:val="24"/>
+                <w:szCs w:val="24"/>
               </w:rPr>
               <w:t xml:space="preserve">PREA Policy and Procedure, Juvenile Institutions, XIV.A</w:t>
             </w:r>
@@ -4241,8 +4241,8 @@
                 <w:b/>
                 <w:bCs/>
                 <w:color w:val="1A1A1A"/>
-                <w:sz w:val="19"/>
-                <w:szCs w:val="19"/>
+                <w:sz w:val="24"/>
+                <w:szCs w:val="24"/>
               </w:rPr>
               <w:t xml:space="preserve">Authority</w:t>
             </w:r>
@@ -4265,8 +4265,8 @@
             <w:r>
               <w:rPr>
                 <w:color w:val="1A1A1A"/>
-                <w:sz w:val="19"/>
-                <w:szCs w:val="19"/>
+                <w:sz w:val="24"/>
+                <w:szCs w:val="24"/>
               </w:rPr>
               <w:t xml:space="preserve">28 CFR 115.378(f), good-faith reporting protection, verified</w:t>
             </w:r>
@@ -4278,8 +4278,8 @@
             <w:r>
               <w:rPr>
                 <w:color w:val="1A1A1A"/>
-                <w:sz w:val="19"/>
-                <w:szCs w:val="19"/>
+                <w:sz w:val="24"/>
+                <w:szCs w:val="24"/>
               </w:rPr>
               <w:t xml:space="preserve">28 CFR 115.352(g), discipline only on a demonstrated bad-faith showing</w:t>
             </w:r>
@@ -4291,8 +4291,8 @@
             <w:r>
               <w:rPr>
                 <w:color w:val="1A1A1A"/>
-                <w:sz w:val="19"/>
-                <w:szCs w:val="19"/>
+                <w:sz w:val="24"/>
+                <w:szCs w:val="24"/>
               </w:rPr>
               <w:t xml:space="preserve">15 CCR 1391(f), due process for major rule violations as a class, verified against the edition effective 01/01/2019. Revision 5 cited this as 1391(e) from the 04/01/2014 edition; the 2019 rewrite renumbered it, and 1391(e) is now minor rule violations</w:t>
             </w:r>
@@ -4320,8 +4320,8 @@
                 <w:b/>
                 <w:bCs/>
                 <w:color w:val="1A1A1A"/>
-                <w:sz w:val="19"/>
-                <w:szCs w:val="19"/>
+                <w:sz w:val="24"/>
+                <w:szCs w:val="24"/>
               </w:rPr>
               <w:t xml:space="preserve">Register rows</w:t>
             </w:r>
@@ -4344,8 +4344,8 @@
             <w:r>
               <w:rPr>
                 <w:color w:val="1A1A1A"/>
-                <w:sz w:val="19"/>
-                <w:szCs w:val="19"/>
+                <w:sz w:val="24"/>
+                <w:szCs w:val="24"/>
               </w:rPr>
               <w:t xml:space="preserve">64, 42</w:t>
             </w:r>
@@ -4444,8 +4444,8 @@
           <w:i/>
           <w:iCs/>
           <w:color w:val="5A5A5A"/>
-          <w:sz w:val="18"/>
-          <w:szCs w:val="18"/>
+          <w:sz w:val="24"/>
+          <w:szCs w:val="24"/>
         </w:rPr>
         <w:t xml:space="preserve">Described in the register, not read in this review.</w:t>
       </w:r>
@@ -4764,8 +4764,8 @@
                 <w:b/>
                 <w:bCs/>
                 <w:color w:val="1A1A1A"/>
-                <w:sz w:val="19"/>
-                <w:szCs w:val="19"/>
+                <w:sz w:val="24"/>
+                <w:szCs w:val="24"/>
               </w:rPr>
               <w:t xml:space="preserve">Priority</w:t>
             </w:r>
@@ -4788,8 +4788,8 @@
             <w:r>
               <w:rPr>
                 <w:color w:val="1A1A1A"/>
-                <w:sz w:val="19"/>
-                <w:szCs w:val="19"/>
+                <w:sz w:val="24"/>
+                <w:szCs w:val="24"/>
               </w:rPr>
               <w:t xml:space="preserve">High</w:t>
             </w:r>
@@ -4817,8 +4817,8 @@
                 <w:b/>
                 <w:bCs/>
                 <w:color w:val="1A1A1A"/>
-                <w:sz w:val="19"/>
-                <w:szCs w:val="19"/>
+                <w:sz w:val="24"/>
+                <w:szCs w:val="24"/>
               </w:rPr>
               <w:t xml:space="preserve">Document</w:t>
             </w:r>
@@ -4841,8 +4841,8 @@
             <w:r>
               <w:rPr>
                 <w:color w:val="1A1A1A"/>
-                <w:sz w:val="19"/>
-                <w:szCs w:val="19"/>
+                <w:sz w:val="24"/>
+                <w:szCs w:val="24"/>
               </w:rPr>
               <w:t xml:space="preserve">OO 1352 Classification, II.F.2 and its note, II.G, II.H, III.E</w:t>
             </w:r>
@@ -4870,8 +4870,8 @@
                 <w:b/>
                 <w:bCs/>
                 <w:color w:val="1A1A1A"/>
-                <w:sz w:val="19"/>
-                <w:szCs w:val="19"/>
+                <w:sz w:val="24"/>
+                <w:szCs w:val="24"/>
               </w:rPr>
               <w:t xml:space="preserve">Authority</w:t>
             </w:r>
@@ -4894,8 +4894,8 @@
             <w:r>
               <w:rPr>
                 <w:color w:val="1A1A1A"/>
-                <w:sz w:val="19"/>
-                <w:szCs w:val="19"/>
+                <w:sz w:val="24"/>
+                <w:szCs w:val="24"/>
               </w:rPr>
               <w:t xml:space="preserve">28 CFR 115.341(c)</w:t>
             </w:r>
@@ -4907,8 +4907,8 @@
             <w:r>
               <w:rPr>
                 <w:color w:val="1A1A1A"/>
-                <w:sz w:val="19"/>
-                <w:szCs w:val="19"/>
+                <w:sz w:val="24"/>
+                <w:szCs w:val="24"/>
               </w:rPr>
               <w:t xml:space="preserve">28 CFR 115.342</w:t>
             </w:r>
@@ -4920,8 +4920,8 @@
             <w:r>
               <w:rPr>
                 <w:color w:val="1A1A1A"/>
-                <w:sz w:val="19"/>
-                <w:szCs w:val="19"/>
+                <w:sz w:val="24"/>
+                <w:szCs w:val="24"/>
               </w:rPr>
               <w:t xml:space="preserve">15 CCR 1350.5(a), cited but not confirmed: absent from the produced edition</w:t>
             </w:r>
@@ -4933,8 +4933,8 @@
             <w:r>
               <w:rPr>
                 <w:color w:val="1A1A1A"/>
-                <w:sz w:val="19"/>
-                <w:szCs w:val="19"/>
+                <w:sz w:val="24"/>
+                <w:szCs w:val="24"/>
               </w:rPr>
               <w:t xml:space="preserve">Penal Code 287, renumbered from 288a by SB 1494 effective 01/01/2019</w:t>
             </w:r>
@@ -4962,8 +4962,8 @@
                 <w:b/>
                 <w:bCs/>
                 <w:color w:val="1A1A1A"/>
-                <w:sz w:val="19"/>
-                <w:szCs w:val="19"/>
+                <w:sz w:val="24"/>
+                <w:szCs w:val="24"/>
               </w:rPr>
               <w:t xml:space="preserve">Register rows</w:t>
             </w:r>
@@ -4986,8 +4986,8 @@
             <w:r>
               <w:rPr>
                 <w:color w:val="1A1A1A"/>
-                <w:sz w:val="19"/>
-                <w:szCs w:val="19"/>
+                <w:sz w:val="24"/>
+                <w:szCs w:val="24"/>
               </w:rPr>
               <w:t xml:space="preserve">80, 78, 32</w:t>
             </w:r>
@@ -5086,8 +5086,8 @@
           <w:i/>
           <w:iCs/>
           <w:color w:val="5A5A5A"/>
-          <w:sz w:val="18"/>
-          <w:szCs w:val="18"/>
+          <w:sz w:val="24"/>
+          <w:szCs w:val="24"/>
         </w:rPr>
         <w:t xml:space="preserve">Quoted in register row 80 from the earlier review, which read the order.</w:t>
       </w:r>
@@ -5156,8 +5156,8 @@
           <w:i/>
           <w:iCs/>
           <w:color w:val="5A5A5A"/>
-          <w:sz w:val="18"/>
-          <w:szCs w:val="18"/>
+          <w:sz w:val="24"/>
+          <w:szCs w:val="24"/>
         </w:rPr>
         <w:t xml:space="preserve">Described in the register, not read in this review.</w:t>
       </w:r>
@@ -5707,8 +5707,8 @@
                 <w:b/>
                 <w:bCs/>
                 <w:color w:val="1A1A1A"/>
-                <w:sz w:val="19"/>
-                <w:szCs w:val="19"/>
+                <w:sz w:val="24"/>
+                <w:szCs w:val="24"/>
               </w:rPr>
               <w:t xml:space="preserve">Priority</w:t>
             </w:r>
@@ -5731,8 +5731,8 @@
             <w:r>
               <w:rPr>
                 <w:color w:val="1A1A1A"/>
-                <w:sz w:val="19"/>
-                <w:szCs w:val="19"/>
+                <w:sz w:val="24"/>
+                <w:szCs w:val="24"/>
               </w:rPr>
               <w:t xml:space="preserve">Critical</w:t>
             </w:r>
@@ -5760,8 +5760,8 @@
                 <w:b/>
                 <w:bCs/>
                 <w:color w:val="1A1A1A"/>
-                <w:sz w:val="19"/>
-                <w:szCs w:val="19"/>
+                <w:sz w:val="24"/>
+                <w:szCs w:val="24"/>
               </w:rPr>
               <w:t xml:space="preserve">Document</w:t>
             </w:r>
@@ -5784,8 +5784,8 @@
             <w:r>
               <w:rPr>
                 <w:color w:val="1A1A1A"/>
-                <w:sz w:val="19"/>
-                <w:szCs w:val="19"/>
+                <w:sz w:val="24"/>
+                <w:szCs w:val="24"/>
               </w:rPr>
               <w:t xml:space="preserve">Internal Affairs Administrative Investigations, XI.C.1</w:t>
             </w:r>
@@ -5797,8 +5797,8 @@
             <w:r>
               <w:rPr>
                 <w:color w:val="1A1A1A"/>
-                <w:sz w:val="19"/>
-                <w:szCs w:val="19"/>
+                <w:sz w:val="24"/>
+                <w:szCs w:val="24"/>
               </w:rPr>
               <w:t xml:space="preserve">PREA Policy and Procedure, Juvenile Institutions, XVIII.B</w:t>
             </w:r>
@@ -5810,8 +5810,8 @@
             <w:r>
               <w:rPr>
                 <w:color w:val="1A1A1A"/>
-                <w:sz w:val="19"/>
-                <w:szCs w:val="19"/>
+                <w:sz w:val="24"/>
+                <w:szCs w:val="24"/>
               </w:rPr>
               <w:t xml:space="preserve">Internal Complaints (Administrative P&amp;P Manual, rev. 10/30/2013), retention provision</w:t>
             </w:r>
@@ -5823,8 +5823,8 @@
             <w:r>
               <w:rPr>
                 <w:color w:val="1A1A1A"/>
-                <w:sz w:val="19"/>
-                <w:szCs w:val="19"/>
+                <w:sz w:val="24"/>
+                <w:szCs w:val="24"/>
               </w:rPr>
               <w:t xml:space="preserve">OO 1453 Sexual Assault, records provisions</w:t>
             </w:r>
@@ -5852,8 +5852,8 @@
                 <w:b/>
                 <w:bCs/>
                 <w:color w:val="1A1A1A"/>
-                <w:sz w:val="19"/>
-                <w:szCs w:val="19"/>
+                <w:sz w:val="24"/>
+                <w:szCs w:val="24"/>
               </w:rPr>
               <w:t xml:space="preserve">Authority</w:t>
             </w:r>
@@ -5876,8 +5876,8 @@
             <w:r>
               <w:rPr>
                 <w:color w:val="1A1A1A"/>
-                <w:sz w:val="19"/>
-                <w:szCs w:val="19"/>
+                <w:sz w:val="24"/>
+                <w:szCs w:val="24"/>
               </w:rPr>
               <w:t xml:space="preserve">28 CFR 115.371(j)</w:t>
             </w:r>
@@ -5889,8 +5889,8 @@
             <w:r>
               <w:rPr>
                 <w:color w:val="1A1A1A"/>
-                <w:sz w:val="19"/>
-                <w:szCs w:val="19"/>
+                <w:sz w:val="24"/>
+                <w:szCs w:val="24"/>
               </w:rPr>
               <w:t xml:space="preserve">28 CFR 115.389(c), ten-year data retention</w:t>
             </w:r>
@@ -5902,8 +5902,8 @@
             <w:r>
               <w:rPr>
                 <w:color w:val="1A1A1A"/>
-                <w:sz w:val="19"/>
-                <w:szCs w:val="19"/>
+                <w:sz w:val="24"/>
+                <w:szCs w:val="24"/>
               </w:rPr>
               <w:t xml:space="preserve">Code of Civil Procedure 340.1 as amended by AB 452</w:t>
             </w:r>
@@ -5915,8 +5915,8 @@
             <w:r>
               <w:rPr>
                 <w:color w:val="1A1A1A"/>
-                <w:sz w:val="19"/>
-                <w:szCs w:val="19"/>
+                <w:sz w:val="24"/>
+                <w:szCs w:val="24"/>
               </w:rPr>
               <w:t xml:space="preserve">Code of Civil Procedure 352; Government Code 905(m)</w:t>
             </w:r>
@@ -5944,8 +5944,8 @@
                 <w:b/>
                 <w:bCs/>
                 <w:color w:val="1A1A1A"/>
-                <w:sz w:val="19"/>
-                <w:szCs w:val="19"/>
+                <w:sz w:val="24"/>
+                <w:szCs w:val="24"/>
               </w:rPr>
               <w:t xml:space="preserve">Register rows</w:t>
             </w:r>
@@ -5968,8 +5968,8 @@
             <w:r>
               <w:rPr>
                 <w:color w:val="1A1A1A"/>
-                <w:sz w:val="19"/>
-                <w:szCs w:val="19"/>
+                <w:sz w:val="24"/>
+                <w:szCs w:val="24"/>
               </w:rPr>
               <w:t xml:space="preserve">59, 72</w:t>
             </w:r>
@@ -6068,8 +6068,8 @@
           <w:i/>
           <w:iCs/>
           <w:color w:val="5A5A5A"/>
-          <w:sz w:val="18"/>
-          <w:szCs w:val="18"/>
+          <w:sz w:val="24"/>
+          <w:szCs w:val="24"/>
         </w:rPr>
         <w:t xml:space="preserve">Described in the register, not read in this review.</w:t>
       </w:r>
@@ -6138,8 +6138,8 @@
           <w:i/>
           <w:iCs/>
           <w:color w:val="5A5A5A"/>
-          <w:sz w:val="18"/>
-          <w:szCs w:val="18"/>
+          <w:sz w:val="24"/>
+          <w:szCs w:val="24"/>
         </w:rPr>
         <w:t xml:space="preserve">Described in the register, not read in this review.</w:t>
       </w:r>
@@ -6540,8 +6540,8 @@
     <w:r>
       <w:rPr>
         <w:color w:val="5A5A5A"/>
-        <w:sz w:val="16"/>
-        <w:szCs w:val="16"/>
+        <w:sz w:val="18"/>
+        <w:szCs w:val="18"/>
       </w:rPr>
       <w:fldChar w:fldCharType="begin"/>
       <w:instrText xml:space="preserve">PAGE</w:instrText>
@@ -6599,8 +6599,8 @@
     <w:r>
       <w:rPr>
         <w:color w:val="5A5A5A"/>
-        <w:sz w:val="16"/>
-        <w:szCs w:val="16"/>
+        <w:sz w:val="18"/>
+        <w:szCs w:val="18"/>
       </w:rPr>
       <w:t xml:space="preserve">Redlines, Recommended changes 1 to 7. YDF, register Revision 7. Not legal advice.</w:t>
     </w:r>
@@ -6710,8 +6710,8 @@
       <w:rPr>
         <w:rFonts w:ascii="Calibri" w:cs="Calibri" w:eastAsia="Calibri" w:hAnsi="Calibri"/>
         <w:color w:val="1A1A1A"/>
-        <w:sz w:val="21"/>
-        <w:szCs w:val="21"/>
+        <w:sz w:val="24"/>
+        <w:szCs w:val="24"/>
       </w:rPr>
     </w:rPrDefault>
     <w:pPrDefault>
@@ -6743,8 +6743,8 @@
       <w:b/>
       <w:bCs/>
       <w:color w:val="1A1A1A"/>
-      <w:sz w:val="32"/>
-      <w:szCs w:val="32"/>
+      <w:sz w:val="34"/>
+      <w:szCs w:val="34"/>
     </w:rPr>
   </w:style>
   <w:style w:type="paragraph" w:styleId="Heading2">
@@ -6760,8 +6760,8 @@
       <w:b/>
       <w:bCs/>
       <w:color w:val="1A1A1A"/>
-      <w:sz w:val="25"/>
-      <w:szCs w:val="25"/>
+      <w:sz w:val="30"/>
+      <w:szCs w:val="30"/>
     </w:rPr>
   </w:style>
   <w:style w:type="paragraph" w:styleId="Heading3">

--- a/deliverables/PREA_Redlines_Changes_1_to_7.docx
+++ b/deliverables/PREA_Redlines_Changes_1_to_7.docx
@@ -71,7 +71,7 @@
           <w:sz w:val="26"/>
           <w:szCs w:val="26"/>
         </w:rPr>
-        <w:t xml:space="preserve">Amendment language for the seven changes correctable without new policy. Drawn from gap register Revision 7.</w:t>
+        <w:t xml:space="preserve">Amendment language for the seven changes correctable without new policy. Drawn from gap register Revision 8.</w:t>
       </w:r>
     </w:p>
     <w:tbl>
@@ -6602,7 +6602,7 @@
         <w:sz w:val="18"/>
         <w:szCs w:val="18"/>
       </w:rPr>
-      <w:t xml:space="preserve">Redlines, Recommended changes 1 to 7. YDF, register Revision 7. Not legal advice.</w:t>
+      <w:t xml:space="preserve">Redlines, Recommended changes 1 to 7. YDF, register Revision 8. Not legal advice.</w:t>
     </w:r>
   </w:p>
 </w:hdr>

--- a/deliverables/PREA_Redlines_Changes_1_to_7.docx
+++ b/deliverables/PREA_Redlines_Changes_1_to_7.docx
@@ -71,7 +71,7 @@
           <w:sz w:val="26"/>
           <w:szCs w:val="26"/>
         </w:rPr>
-        <w:t xml:space="preserve">Amendment language for the seven changes correctable without new policy. Drawn from gap register Revision 8.</w:t>
+        <w:t xml:space="preserve">Amendment language for the seven changes correctable without new policy. Drawn from gap register Revision 9.</w:t>
       </w:r>
     </w:p>
     <w:tbl>
@@ -1631,7 +1631,7 @@
                 <w:strike/>
                 <w:color w:val="1A1A1A"/>
               </w:rPr>
-              <w:t xml:space="preserve">S-8. Classification assigned to any youth who is lesbian, gay, bisexual, transgender, questioning, or intersex.</w:t>
+              <w:t xml:space="preserve">Any Lesbian, Gay, Bisexual, Transgender, Questioning and Intersex (LGBTQI) youth to further protect against victimization/discrimination within the unit setting. a. See the Transgender and Intersex Youth Policy for housing guidelines.</w:t>
             </w:r>
           </w:p>
         </w:tc>
@@ -1649,7 +1649,7 @@
           <w:sz w:val="24"/>
           <w:szCs w:val="24"/>
         </w:rPr>
-        <w:t xml:space="preserve">Described in the register, not read in this review.</w:t>
+        <w:t xml:space="preserve">VERIFIED in Revision 9 against OO 1352 as produced, eff. 12/09/2019, rev. 02/27/2020. This is the order’s actual text.</w:t>
       </w:r>
     </w:p>
     <w:p>
@@ -1701,7 +1701,7 @@
                 <w:strike/>
                 <w:color w:val="1A1A1A"/>
               </w:rPr>
-              <w:t xml:space="preserve">Youth classified S-8 shall be housed in a single room at all times.</w:t>
+              <w:t xml:space="preserve">Any youth classified S-8 will require a single room (no roommate) housing at all times.</w:t>
             </w:r>
           </w:p>
         </w:tc>
@@ -1719,7 +1719,7 @@
           <w:sz w:val="24"/>
           <w:szCs w:val="24"/>
         </w:rPr>
-        <w:t xml:space="preserve">Described in the register, not read in this review.</w:t>
+        <w:t xml:space="preserve">VERIFIED in Revision 9 against OO 1352 as produced, eff. 12/09/2019, rev. 02/27/2020. This is the order’s actual text.</w:t>
       </w:r>
     </w:p>
     <w:p>
@@ -2066,7 +2066,7 @@
               <w:rPr>
                 <w:color w:val="1A1A1A"/>
               </w:rPr>
-              <w:t xml:space="preserve">OO 1352 has never been produced to this review. The section numbers II.M, III.E, and III.I come from the register, which traces to the earlier review that read the order. Pull the PDF and confirm the numbering and the actual wording before this goes to the policy shop.</w:t>
+              <w:t xml:space="preserve">VERIFIED in Revision 9 against OO 1352 as produced, eff. 12/09/2019, rev. 02/27/2020. The section numbers II.M and III.I and the struck text above are the order’s own words, read from the produced PDF, not a reconstruction. This redline may now circulate as a true redline.</w:t>
             </w:r>
           </w:p>
           <w:p>
@@ -2082,7 +2082,7 @@
               <w:rPr>
                 <w:color w:val="1A1A1A"/>
               </w:rPr>
-              <w:t xml:space="preserve">The struck text above is a reconstruction of what the register describes, not a quotation. Replace it with the order's real words before circulating the redline.</w:t>
+              <w:t xml:space="preserve">The order’s Purpose and Scope paragraph already states the correct rule almost verbatim from 15 CCR 1352(e), including the carve-out for a single occupancy room "at the youth’s specific request or in accordance with regulations regarding separation." The amendment below conforms II.M and III.I to the order’s own Purpose paragraph. Say that to the policy shop: it is a consistency fix, not a new policy.</w:t>
             </w:r>
           </w:p>
           <w:p>
@@ -2098,7 +2098,23 @@
               <w:rPr>
                 <w:color w:val="1A1A1A"/>
               </w:rPr>
-              <w:t xml:space="preserve">The 15 CCR 1352(e) language quoted in the insert is now verified against both editions and is word for word identical in each, so it did not move. Its neighbours did: the non-discrimination provision went from 1324(h) to 1324(k), which is corrected above. 1352(f) is new in the 2019 edition and is added to the authority line.</w:t>
+              <w:t xml:space="preserve">II.M.1.a already defers housing to the Transgender and Intersex Youth Policy. III.I.1 then forecloses it. Deleting III.I.1 restores the deferral the order already contains.</w:t>
+            </w:r>
+          </w:p>
+          <w:p>
+            <w:pPr>
+              <w:pStyle w:val="ListParagraph"/>
+              <w:numPr>
+                <w:ilvl w:val="0"/>
+                <w:numId w:val="1"/>
+              </w:numPr>
+              <w:spacing w:after="60" w:before="40" w:line="264"/>
+            </w:pPr>
+            <w:r>
+              <w:rPr>
+                <w:color w:val="1A1A1A"/>
+              </w:rPr>
+              <w:t xml:space="preserve">III.E.1.a imposes the identical mandate on S-4 High and is the only other provision in the order that does. Do not amend III.E.1.a here. It is a different question and it is not defective in the same way, but note that III.D.8, the deviation rule, is attached to the S-3 matrix and reaches neither mandate, so neither currently has a written override path.</w:t>
             </w:r>
           </w:p>
         </w:tc>
@@ -4923,7 +4939,7 @@
                 <w:sz w:val="24"/>
                 <w:szCs w:val="24"/>
               </w:rPr>
-              <w:t xml:space="preserve">15 CCR 1350.5(a), cited but not confirmed: absent from the produced edition</w:t>
+              <w:t xml:space="preserve">15 CCR 1350.5(a), confirmed against the edition effective 01/01/2019 in Revision 6</w:t>
             </w:r>
           </w:p>
           <w:p>
@@ -5011,7 +5027,7 @@
         <w:rPr>
           <w:color w:val="1A1A1A"/>
         </w:rPr>
-        <w:t xml:space="preserve">Two problems in the S-4 classification. First, the note at II.F.2 states that a youth with a history of being a victim of molest, arson, or cruelty to animals should alert the Classification Officer for possible sexually inappropriate tendencies. That instructs staff to treat a youth's own sexual victimization as a predictor of sexual abusiveness. The Macdonald triad on which the molest, arson, and animal cruelty grouping rests has not held up, and the inference runs against 115.341(c), which lists prior victimization and prior abusiveness as separate factors serving different purposes. Second, S-4 as a code mixes populations: S-4 High captures youth with sex offense adjudications, while S-4 Low captures both youth who act out sexually and youth who have been victims of sexual abuse or are susceptible to victimization. The housing matrix at III.E keeps those populations apart in practice, so the operational outcome is sound. The defect is in the classification logic and its documentation, and it will not survive an auditor tracing how victimization risk and abusiveness risk are separately assessed and separately acted on.</w:t>
+        <w:t xml:space="preserve">Two problems in the S-4 classification. First, the note at II.F.2 states that a youth with a history of being a victim of molest, arson, or cruelty to animals should alert the Classification Officer for possible sexually inappropriate tendencies. That instructs staff to treat a youth's own sexual victimization as a predictor of sexual abusiveness. The Macdonald triad on which the molest, arson, and animal cruelty grouping rests has not held up, and the inference runs against 115.341(c), which lists prior victimization and prior abusiveness as separate factors serving different purposes. The same inference also appears as a lettered criterion at II.F.2.d, "History of victimization related to sexual abuse or a sexual offense," so striking the note alone leaves the defect in force. The order then contradicts itself on the same fact: II.H.3 makes being the victim of a CPS referral relative to sexual abuse a criterion for S-4 Low, which the III.E.2 housing matrix treats protectively. Second, S-4 as a code mixes populations: S-4 High captures youth with sex offense adjudications, while S-4 Low captures both youth who act out sexually and youth who have been victims of sexual abuse or are susceptible to victimization. The housing matrix at III.E keeps those populations apart in practice, so the operational outcome is sound. The defect is in the classification logic and its documentation, and it will not survive an auditor tracing how victimization risk and abusiveness risk are separately assessed and separately acted on.</w:t>
       </w:r>
     </w:p>
     <w:p>
@@ -5071,7 +5087,7 @@
                 <w:strike/>
                 <w:color w:val="1A1A1A"/>
               </w:rPr>
-              <w:t xml:space="preserve">A history of being a victim of molest, arson, or cruelty to animals should alert the Classification Officer for possible sexually inappropriate tendencies.</w:t>
+              <w:t xml:space="preserve">Youth with a history of victim of molest, arson, or cruelty to animals should alert the Classification Officer for possible sexually inappropriate tendencies.</w:t>
             </w:r>
           </w:p>
         </w:tc>
@@ -5089,7 +5105,7 @@
           <w:sz w:val="24"/>
           <w:szCs w:val="24"/>
         </w:rPr>
-        <w:t xml:space="preserve">Quoted in register row 80 from the earlier review, which read the order.</w:t>
+        <w:t xml:space="preserve">VERIFIED in Revision 9 against OO 1352 as produced, eff. 12/09/2019, rev. 02/27/2020. This is the order’s actual text, bolded in the original.</w:t>
       </w:r>
     </w:p>
     <w:p>
@@ -5102,7 +5118,7 @@
           <w:bCs/>
           <w:color w:val="1A1A1A"/>
         </w:rPr>
-        <w:t xml:space="preserve">OO 1352 II.H</w:t>
+        <w:t xml:space="preserve">OO 1352 II.F.2.d</w:t>
       </w:r>
     </w:p>
     <w:tbl>
@@ -5141,7 +5157,7 @@
                 <w:strike/>
                 <w:color w:val="1A1A1A"/>
               </w:rPr>
-              <w:t xml:space="preserve">The portion of the S-4 Low criteria that groups youth who act out sexually together with youth who have been victims of sexual abuse or are susceptible to victimization.</w:t>
+              <w:t xml:space="preserve">d. History of victimization related to sexual abuse or a sexual offense;</w:t>
             </w:r>
           </w:p>
         </w:tc>
@@ -5159,15 +5175,7 @@
           <w:sz w:val="24"/>
           <w:szCs w:val="24"/>
         </w:rPr>
-        <w:t xml:space="preserve">Described in the register, not read in this review.</w:t>
-      </w:r>
-    </w:p>
-    <w:p>
-      <w:pPr>
-        <w:pStyle w:val="Heading2"/>
-      </w:pPr>
-      <w:r>
-        <w:t xml:space="preserve">Insert</w:t>
+        <w:t xml:space="preserve">VERIFIED in Revision 9 against OO 1352 as produced, eff. 12/09/2019, rev. 02/27/2020. MISSED BY THIS REDLINE AS FIRST DRAFTED, added in Revision 9.</w:t>
       </w:r>
     </w:p>
     <w:p>
@@ -5180,7 +5188,7 @@
           <w:bCs/>
           <w:color w:val="1A1A1A"/>
         </w:rPr>
-        <w:t xml:space="preserve">OO 1352 II.F.2, replacing the struck note</w:t>
+        <w:t xml:space="preserve">OO 1352 II.H</w:t>
       </w:r>
     </w:p>
     <w:tbl>
@@ -5202,36 +5210,24 @@
         <w:tc>
           <w:tcPr>
             <w:tcW w:type="dxa" w:w="10080"/>
-            <w:shd w:fill="E7EFE4" w:color="auto" w:val="clear"/>
-            <w:tcMar>
-              <w:top w:type="dxa" w:w="60"/>
-              <w:left w:type="dxa" w:w="100"/>
-              <w:bottom w:type="dxa" w:w="60"/>
-              <w:right w:type="dxa" w:w="100"/>
-            </w:tcMar>
-          </w:tcPr>
-          <w:p>
-            <w:pPr>
-              <w:spacing w:after="100" w:before="60" w:line="260"/>
-            </w:pPr>
-            <w:r>
-              <w:rPr>
-                <w:b/>
-                <w:bCs/>
-                <w:color w:val="1A1A1A"/>
-              </w:rPr>
-              <w:t xml:space="preserve">Use of victimization history</w:t>
-            </w:r>
-          </w:p>
-          <w:p>
-            <w:pPr>
-              <w:spacing w:after="60" w:line="276"/>
-            </w:pPr>
-            <w:r>
-              <w:rPr>
-                <w:color w:val="1A1A1A"/>
-              </w:rPr>
-              <w:t xml:space="preserve">A youth's history of sexual victimization shall be assessed and recorded as a risk of victimization under II.H. It shall not be treated as an indicator that the youth is likely to be sexually abusive toward others, and it shall not be used to assign a code under II.G.</w:t>
+            <w:shd w:fill="F2DEDE" w:color="auto" w:val="clear"/>
+            <w:tcMar>
+              <w:top w:type="dxa" w:w="60"/>
+              <w:left w:type="dxa" w:w="100"/>
+              <w:bottom w:type="dxa" w:w="60"/>
+              <w:right w:type="dxa" w:w="100"/>
+            </w:tcMar>
+          </w:tcPr>
+          <w:p>
+            <w:pPr>
+              <w:spacing w:after="60" w:before="60" w:line="260"/>
+            </w:pPr>
+            <w:r>
+              <w:rPr>
+                <w:strike/>
+                <w:color w:val="1A1A1A"/>
+              </w:rPr>
+              <w:t xml:space="preserve">II.H.2, "Sexually inappropriate acting out in front of other youth or staff (i.e., masturbation in front of others, exposing genitals, or continued sexual comments for the purpose of arousal)," which places perpetrator conduct in the same S-4 Low tier as II.H.3 and II.H.4, both of which are victimization criteria.</w:t>
             </w:r>
           </w:p>
         </w:tc>
@@ -5239,13 +5235,25 @@
     </w:tbl>
     <w:p>
       <w:pPr>
-        <w:spacing w:after="140"/>
-      </w:pPr>
-      <w:r>
-        <w:rPr>
-          <w:color w:val="1A1A1A"/>
-        </w:rPr>
-        <w:t xml:space="preserve"/>
+        <w:spacing w:after="200" w:before="60"/>
+      </w:pPr>
+      <w:r>
+        <w:rPr>
+          <w:i/>
+          <w:iCs/>
+          <w:color w:val="5A5A5A"/>
+          <w:sz w:val="24"/>
+          <w:szCs w:val="24"/>
+        </w:rPr>
+        <w:t xml:space="preserve">VERIFIED in Revision 9 against OO 1352 as produced, eff. 12/09/2019, rev. 02/27/2020.</w:t>
+      </w:r>
+    </w:p>
+    <w:p>
+      <w:pPr>
+        <w:pStyle w:val="Heading2"/>
+      </w:pPr>
+      <w:r>
+        <w:t xml:space="preserve">Insert</w:t>
       </w:r>
     </w:p>
     <w:p>
@@ -5258,7 +5266,7 @@
           <w:bCs/>
           <w:color w:val="1A1A1A"/>
         </w:rPr>
-        <w:t xml:space="preserve">OO 1352 II.G, risk of sexual abusiveness</w:t>
+        <w:t xml:space="preserve">OO 1352 II.F.2, replacing the struck note</w:t>
       </w:r>
     </w:p>
     <w:tbl>
@@ -5298,29 +5306,7 @@
                 <w:bCs/>
                 <w:color w:val="1A1A1A"/>
               </w:rPr>
-              <w:t xml:space="preserve">S-4A, risk of being sexually abusive toward other youth</w:t>
-            </w:r>
-          </w:p>
-          <w:p>
-            <w:pPr>
-              <w:spacing w:after="120" w:line="276"/>
-            </w:pPr>
-            <w:r>
-              <w:rPr>
-                <w:color w:val="1A1A1A"/>
-              </w:rPr>
-              <w:t xml:space="preserve">1. Assign S-4A where the youth has a sustained petition, conviction, or documented finding for an offense under Penal Code sections 261, 261.5, 286, 287, 288, 288.5, 289, or 289.6, or under any successor or equivalent statute.</w:t>
-            </w:r>
-          </w:p>
-          <w:p>
-            <w:pPr>
-              <w:spacing w:after="120" w:line="276"/>
-            </w:pPr>
-            <w:r>
-              <w:rPr>
-                <w:color w:val="1A1A1A"/>
-              </w:rPr>
-              <w:t xml:space="preserve">2. Assign S-4A where the youth has documented sexually aggressive or sexually coercive conduct toward another person while in custody, in placement, or in the community, whether or not it resulted in a petition.</w:t>
+              <w:t xml:space="preserve">Use of victimization history</w:t>
             </w:r>
           </w:p>
           <w:p>
@@ -5331,7 +5317,7 @@
               <w:rPr>
                 <w:color w:val="1A1A1A"/>
               </w:rPr>
-              <w:t xml:space="preserve">3. The basis for an S-4A assignment shall be recorded in JPIP with the source of the information and the date.</w:t>
+              <w:t xml:space="preserve">A youth's history of sexual victimization shall be assessed and recorded as a risk of victimization under II.H. It shall not be treated as an indicator that the youth is likely to be sexually abusive toward others, and it shall not be used to assign a code under II.G.</w:t>
             </w:r>
           </w:p>
         </w:tc>
@@ -5358,7 +5344,7 @@
           <w:bCs/>
           <w:color w:val="1A1A1A"/>
         </w:rPr>
-        <w:t xml:space="preserve">OO 1352 II.H, risk of sexual victimization</w:t>
+        <w:t xml:space="preserve">OO 1352 II.G, risk of sexual abusiveness</w:t>
       </w:r>
     </w:p>
     <w:tbl>
@@ -5398,7 +5384,7 @@
                 <w:bCs/>
                 <w:color w:val="1A1A1A"/>
               </w:rPr>
-              <w:t xml:space="preserve">S-4B, risk of being sexually abused by other youth</w:t>
+              <w:t xml:space="preserve">S-4A, risk of being sexually abusive toward other youth</w:t>
             </w:r>
           </w:p>
           <w:p>
@@ -5409,7 +5395,7 @@
               <w:rPr>
                 <w:color w:val="1A1A1A"/>
               </w:rPr>
-              <w:t xml:space="preserve">1. Assign S-4B where screening under OO 1350.5 identifies the youth as at risk of sexual victimization, including prior sexual victimization whether or not it occurred in custody.</w:t>
+              <w:t xml:space="preserve">1. Assign S-4A where the youth has a sustained petition, conviction, or documented finding for an offense under Penal Code sections 261, 261.5, 286, 287, 288, 288.5, 289, or 289.6, or under any successor or equivalent statute.</w:t>
             </w:r>
           </w:p>
           <w:p>
@@ -5420,7 +5406,7 @@
               <w:rPr>
                 <w:color w:val="1A1A1A"/>
               </w:rPr>
-              <w:t xml:space="preserve">2. An S-4A assignment and an S-4B assignment are independent. A youth may carry both, one, or neither, and each shall be assessed, coded, and documented separately.</w:t>
+              <w:t xml:space="preserve">2. Assign S-4A where the youth has documented sexually aggressive or sexually coercive conduct toward another person while in custody, in placement, or in the community, whether or not it resulted in a petition.</w:t>
             </w:r>
           </w:p>
           <w:p>
@@ -5431,7 +5417,7 @@
               <w:rPr>
                 <w:color w:val="1A1A1A"/>
               </w:rPr>
-              <w:t xml:space="preserve">3. Information obtained under this section shall be used only to inform housing, bed, education, and program assignments, and to determine appropriate services and supervision. It shall not be used to discipline the youth or to justify a more restrictive placement than the individualized determination supports.</w:t>
+              <w:t xml:space="preserve">3. The basis for an S-4A assignment shall be recorded in JPIP with the source of the information and the date.</w:t>
             </w:r>
           </w:p>
         </w:tc>
@@ -5450,117 +5436,15 @@
     </w:p>
     <w:p>
       <w:pPr>
-        <w:pStyle w:val="Heading2"/>
-      </w:pPr>
-      <w:r>
-        <w:t xml:space="preserve">Conforming changes</w:t>
-      </w:r>
-    </w:p>
-    <w:p>
-      <w:pPr>
-        <w:pStyle w:val="ListParagraph"/>
-        <w:numPr>
-          <w:ilvl w:val="0"/>
-          <w:numId w:val="1"/>
-        </w:numPr>
-        <w:spacing w:after="80" w:line="264"/>
-      </w:pPr>
-      <w:r>
-        <w:rPr>
-          <w:color w:val="1A1A1A"/>
-        </w:rPr>
-        <w:t xml:space="preserve">Rebuild the III.E housing matrix on the S-4A and S-4B codes. The matrix already keeps these populations apart, so this is a relabeling of a working rule, not a change to it.</w:t>
-      </w:r>
-    </w:p>
-    <w:p>
-      <w:pPr>
-        <w:pStyle w:val="ListParagraph"/>
-        <w:numPr>
-          <w:ilvl w:val="0"/>
-          <w:numId w:val="1"/>
-        </w:numPr>
-        <w:spacing w:after="80" w:line="264"/>
-      </w:pPr>
-      <w:r>
-        <w:rPr>
-          <w:color w:val="1A1A1A"/>
-        </w:rPr>
-        <w:t xml:space="preserve">Add Penal Code 287 to the S-4 High enumerated offenses. The current list carries sodomy under 286, lewd or lascivious acts under 288, and rape under 261, and omits 287 entirely, so a youth with a documented 287 adjudication does not meet the enumerated criteria on the face of the order. The insert at II.G.1 above already includes it, and the catch-all for successor statutes prevents the next renumbering from reopening the same gap.</w:t>
-      </w:r>
-    </w:p>
-    <w:p>
-      <w:pPr>
-        <w:pStyle w:val="ListParagraph"/>
-        <w:numPr>
-          <w:ilvl w:val="0"/>
-          <w:numId w:val="1"/>
-        </w:numPr>
-        <w:spacing w:after="80" w:line="264"/>
-      </w:pPr>
-      <w:r>
-        <w:rPr>
-          <w:color w:val="1A1A1A"/>
-        </w:rPr>
-        <w:t xml:space="preserve">Correct PREA Policy I.I.1, which cites Penal Code section 288a (Oral Copulation). 288a was renumbered to 287 by SB 1494 effective January 1, 2019. Same amendment cycle, different document.</w:t>
-      </w:r>
-    </w:p>
-    <w:p>
-      <w:pPr>
-        <w:pStyle w:val="ListParagraph"/>
-        <w:numPr>
-          <w:ilvl w:val="0"/>
-          <w:numId w:val="1"/>
-        </w:numPr>
-        <w:spacing w:after="80" w:line="264"/>
-      </w:pPr>
-      <w:r>
-        <w:rPr>
-          <w:color w:val="1A1A1A"/>
-        </w:rPr>
-        <w:t xml:space="preserve">Delete the reference in OO 1352 II.C.3 to a pending commitment to the Division of Juvenile Justice. DJJ closed June 30, 2023 under SB 823.</w:t>
-      </w:r>
-    </w:p>
-    <w:p>
-      <w:pPr>
-        <w:pStyle w:val="ListParagraph"/>
-        <w:numPr>
-          <w:ilvl w:val="0"/>
-          <w:numId w:val="1"/>
-        </w:numPr>
-        <w:spacing w:after="80" w:line="264"/>
-      </w:pPr>
-      <w:r>
-        <w:rPr>
-          <w:color w:val="1A1A1A"/>
-        </w:rPr>
-        <w:t xml:space="preserve">Update the JPIP code table, the classification worksheet, and classification officer training to the split codes, and map existing S-4 assignments onto S-4A, S-4B, or both.</w:t>
-      </w:r>
-    </w:p>
-    <w:p>
-      <w:pPr>
-        <w:pStyle w:val="Heading2"/>
-      </w:pPr>
-      <w:r>
-        <w:t xml:space="preserve">Why</w:t>
-      </w:r>
-    </w:p>
-    <w:p>
-      <w:pPr>
-        <w:spacing w:after="120" w:line="276"/>
-      </w:pPr>
-      <w:r>
-        <w:rPr>
-          <w:color w:val="1A1A1A"/>
-        </w:rPr>
-        <w:t xml:space="preserve">115.341(c) treats prior victimization and prior abusiveness as separate factors driving different responses, and 115.342 requires the results be used to keep residents safe rather than to restrict them. The housing matrix already produces the right operational answer; the defect is that the department cannot show its work. The note at II.F.2 is the sharper problem: it is one sentence, it is indefensible on the current science, and in litigation it is a gift to a plaintiff's expert. It should not survive another revision cycle.</w:t>
-      </w:r>
-    </w:p>
-    <w:p>
-      <w:pPr>
-        <w:pStyle w:val="Heading2"/>
-      </w:pPr>
-      <w:r>
-        <w:t xml:space="preserve">Before adoption</w:t>
+        <w:spacing w:after="60"/>
+      </w:pPr>
+      <w:r>
+        <w:rPr>
+          <w:b/>
+          <w:bCs/>
+          <w:color w:val="1A1A1A"/>
+        </w:rPr>
+        <w:t xml:space="preserve">OO 1352 II.H, risk of sexual victimization</w:t>
       </w:r>
     </w:p>
     <w:tbl>
@@ -5582,6 +5466,208 @@
         <w:tc>
           <w:tcPr>
             <w:tcW w:type="dxa" w:w="10080"/>
+            <w:shd w:fill="E7EFE4" w:color="auto" w:val="clear"/>
+            <w:tcMar>
+              <w:top w:type="dxa" w:w="60"/>
+              <w:left w:type="dxa" w:w="100"/>
+              <w:bottom w:type="dxa" w:w="60"/>
+              <w:right w:type="dxa" w:w="100"/>
+            </w:tcMar>
+          </w:tcPr>
+          <w:p>
+            <w:pPr>
+              <w:spacing w:after="100" w:before="60" w:line="260"/>
+            </w:pPr>
+            <w:r>
+              <w:rPr>
+                <w:b/>
+                <w:bCs/>
+                <w:color w:val="1A1A1A"/>
+              </w:rPr>
+              <w:t xml:space="preserve">S-4B, risk of being sexually abused by other youth</w:t>
+            </w:r>
+          </w:p>
+          <w:p>
+            <w:pPr>
+              <w:spacing w:after="120" w:line="276"/>
+            </w:pPr>
+            <w:r>
+              <w:rPr>
+                <w:color w:val="1A1A1A"/>
+              </w:rPr>
+              <w:t xml:space="preserve">1. Assign S-4B where screening under OO 1350.5 identifies the youth as at risk of sexual victimization, including prior sexual victimization whether or not it occurred in custody.</w:t>
+            </w:r>
+          </w:p>
+          <w:p>
+            <w:pPr>
+              <w:spacing w:after="120" w:line="276"/>
+            </w:pPr>
+            <w:r>
+              <w:rPr>
+                <w:color w:val="1A1A1A"/>
+              </w:rPr>
+              <w:t xml:space="preserve">2. An S-4A assignment and an S-4B assignment are independent. A youth may carry both, one, or neither, and each shall be assessed, coded, and documented separately.</w:t>
+            </w:r>
+          </w:p>
+          <w:p>
+            <w:pPr>
+              <w:spacing w:after="60" w:line="276"/>
+            </w:pPr>
+            <w:r>
+              <w:rPr>
+                <w:color w:val="1A1A1A"/>
+              </w:rPr>
+              <w:t xml:space="preserve">3. Information obtained under this section shall be used only to inform housing, bed, education, and program assignments, and to determine appropriate services and supervision. It shall not be used to discipline the youth or to justify a more restrictive placement than the individualized determination supports.</w:t>
+            </w:r>
+          </w:p>
+        </w:tc>
+      </w:tr>
+    </w:tbl>
+    <w:p>
+      <w:pPr>
+        <w:spacing w:after="140"/>
+      </w:pPr>
+      <w:r>
+        <w:rPr>
+          <w:color w:val="1A1A1A"/>
+        </w:rPr>
+        <w:t xml:space="preserve"/>
+      </w:r>
+    </w:p>
+    <w:p>
+      <w:pPr>
+        <w:pStyle w:val="Heading2"/>
+      </w:pPr>
+      <w:r>
+        <w:t xml:space="preserve">Conforming changes</w:t>
+      </w:r>
+    </w:p>
+    <w:p>
+      <w:pPr>
+        <w:pStyle w:val="ListParagraph"/>
+        <w:numPr>
+          <w:ilvl w:val="0"/>
+          <w:numId w:val="1"/>
+        </w:numPr>
+        <w:spacing w:after="80" w:line="264"/>
+      </w:pPr>
+      <w:r>
+        <w:rPr>
+          <w:color w:val="1A1A1A"/>
+        </w:rPr>
+        <w:t xml:space="preserve">Rebuild the III.E housing matrix on the S-4A and S-4B codes. The matrix already keeps these populations apart, so this is a relabeling of a working rule, not a change to it.</w:t>
+      </w:r>
+    </w:p>
+    <w:p>
+      <w:pPr>
+        <w:pStyle w:val="ListParagraph"/>
+        <w:numPr>
+          <w:ilvl w:val="0"/>
+          <w:numId w:val="1"/>
+        </w:numPr>
+        <w:spacing w:after="80" w:line="264"/>
+      </w:pPr>
+      <w:r>
+        <w:rPr>
+          <w:color w:val="1A1A1A"/>
+        </w:rPr>
+        <w:t xml:space="preserve">Add Penal Code 287 AND 289 to the S-4 High enumerated offences. VERIFIED in Revision 9 against OO 1352 as produced, eff. 12/09/2019, rev. 02/27/2020. The complete enumeration is II.G.1 ("a. Sodomy (286 PC); b. Lewd or lascivious acts with child under 14 (288 PC, all sub-divisions)") plus II.G.3 (rape, 261 PC, all sub-divisions). PC 287 is omitted as recorded, and so is PC 289, sexual penetration, which was never flagged and is comparably serious. Also absent: 243.4, 264.1, 285 and 647.6. The insert at II.G.1 above already carries all of them, and the successor-statute catch-all prevents the next renumbering from reopening the same gap.</w:t>
+      </w:r>
+    </w:p>
+    <w:p>
+      <w:pPr>
+        <w:pStyle w:val="ListParagraph"/>
+        <w:numPr>
+          <w:ilvl w:val="0"/>
+          <w:numId w:val="1"/>
+        </w:numPr>
+        <w:spacing w:after="80" w:line="264"/>
+      </w:pPr>
+      <w:r>
+        <w:rPr>
+          <w:color w:val="1A1A1A"/>
+        </w:rPr>
+        <w:t xml:space="preserve">Correct PREA Policy I.I.1, which cites Penal Code section 288a (Oral Copulation). 288a was renumbered to 287 by SB 1494 effective January 1, 2019. Same amendment cycle, different document.</w:t>
+      </w:r>
+    </w:p>
+    <w:p>
+      <w:pPr>
+        <w:pStyle w:val="ListParagraph"/>
+        <w:numPr>
+          <w:ilvl w:val="0"/>
+          <w:numId w:val="1"/>
+        </w:numPr>
+        <w:spacing w:after="80" w:line="264"/>
+      </w:pPr>
+      <w:r>
+        <w:rPr>
+          <w:color w:val="1A1A1A"/>
+        </w:rPr>
+        <w:t xml:space="preserve">Delete the reference in OO 1352 II.C.3 to a pending commitment to the Division of Juvenile Justice. DJJ closed June 30, 2023 under SB 823. VERIFIED in Revision 9 against OO 1352 as produced, eff. 12/09/2019, rev. 02/27/2020. IV.A carries a second DJJ reference, as the worked example of a legal status change requiring classification review. Delete both.</w:t>
+      </w:r>
+    </w:p>
+    <w:p>
+      <w:pPr>
+        <w:pStyle w:val="ListParagraph"/>
+        <w:numPr>
+          <w:ilvl w:val="0"/>
+          <w:numId w:val="1"/>
+        </w:numPr>
+        <w:spacing w:after="80" w:line="264"/>
+      </w:pPr>
+      <w:r>
+        <w:rPr>
+          <w:color w:val="1A1A1A"/>
+        </w:rPr>
+        <w:t xml:space="preserve">Update the JPIP code table, the classification worksheet, and classification officer training to the split codes, and map existing S-4 assignments onto S-4A, S-4B, or both.</w:t>
+      </w:r>
+    </w:p>
+    <w:p>
+      <w:pPr>
+        <w:pStyle w:val="Heading2"/>
+      </w:pPr>
+      <w:r>
+        <w:t xml:space="preserve">Why</w:t>
+      </w:r>
+    </w:p>
+    <w:p>
+      <w:pPr>
+        <w:spacing w:after="120" w:line="276"/>
+      </w:pPr>
+      <w:r>
+        <w:rPr>
+          <w:color w:val="1A1A1A"/>
+        </w:rPr>
+        <w:t xml:space="preserve">115.341(c) treats prior victimization and prior abusiveness as separate factors driving different responses, and 115.342 requires the results be used to keep residents safe rather than to restrict them. The housing matrix already produces the right operational answer; the defect is that the department cannot show its work. The note at II.F.2 is the sharper problem: it is one sentence, it is indefensible on the current science, and in litigation it is a gift to a plaintiff's expert. It should not survive another revision cycle.</w:t>
+      </w:r>
+    </w:p>
+    <w:p>
+      <w:pPr>
+        <w:pStyle w:val="Heading2"/>
+      </w:pPr>
+      <w:r>
+        <w:t xml:space="preserve">Before adoption</w:t>
+      </w:r>
+    </w:p>
+    <w:tbl>
+      <w:tblPr>
+        <w:tblW w:type="dxa" w:w="10080"/>
+        <w:tblBorders>
+          <w:top w:val="single" w:color="BFBFBF" w:sz="2"/>
+          <w:left w:val="single" w:color="BFBFBF" w:sz="2"/>
+          <w:bottom w:val="single" w:color="BFBFBF" w:sz="2"/>
+          <w:right w:val="single" w:color="BFBFBF" w:sz="2"/>
+          <w:insideH w:val="single" w:color="BFBFBF" w:sz="2"/>
+          <w:insideV w:val="single" w:color="BFBFBF" w:sz="2"/>
+        </w:tblBorders>
+      </w:tblPr>
+      <w:tblGrid>
+        <w:gridCol w:w="10080"/>
+      </w:tblGrid>
+      <w:tr>
+        <w:tc>
+          <w:tcPr>
+            <w:tcW w:type="dxa" w:w="10080"/>
             <w:shd w:fill="FCF0DC" w:color="auto" w:val="clear"/>
             <w:tcMar>
               <w:top w:type="dxa" w:w="60"/>
@@ -5603,7 +5689,7 @@
               <w:rPr>
                 <w:color w:val="1A1A1A"/>
               </w:rPr>
-              <w:t xml:space="preserve">OO 1352 has never been produced to this review. Confirm II.F.2, II.G, II.H, and III.E against the PDF, including whether the S-4 High and S-4 Low labels are as the register describes them.</w:t>
+              <w:t xml:space="preserve">VERIFIED in Revision 9 against OO 1352 as produced, eff. 12/09/2019, rev. 02/27/2020. II.F.2, II.G, II.H and III.E are confirmed as cited and the struck text is the order’s own words. This redline may now circulate as a true redline.</w:t>
             </w:r>
           </w:p>
           <w:p>
@@ -5619,7 +5705,7 @@
               <w:rPr>
                 <w:color w:val="1A1A1A"/>
               </w:rPr>
-              <w:t xml:space="preserve">The struck note is quoted from register row 80, which traces to the earlier review that read the order. Everything else struck here is described rather than quoted.</w:t>
+              <w:t xml:space="preserve">The S-4 High and S-4 Low split the register describes is confirmed and is sounder than its label suggests, so the insert below is a relabeling and separation of an existing structure rather than the invention of a new one. Say that to the policy shop.</w:t>
             </w:r>
           </w:p>
           <w:p>
@@ -5635,23 +5721,7 @@
               <w:rPr>
                 <w:color w:val="1A1A1A"/>
               </w:rPr>
-              <w:t xml:space="preserve">The 15 CCR 1350.5(a) citation is carried forward unconfirmed. That section does not exist in the produced 04/01/2014 edition of Title 15.</w:t>
-            </w:r>
-          </w:p>
-          <w:p>
-            <w:pPr>
-              <w:pStyle w:val="ListParagraph"/>
-              <w:numPr>
-                <w:ilvl w:val="0"/>
-                <w:numId w:val="1"/>
-              </w:numPr>
-              <w:spacing w:after="60" w:before="40" w:line="264"/>
-            </w:pPr>
-            <w:r>
-              <w:rPr>
-                <w:color w:val="1A1A1A"/>
-              </w:rPr>
-              <w:t xml:space="preserve">Penal Code 288.5 and 289.6 are included in the II.G.1 list on the drafter's judgment, not from the current order. Confirm the department wants that scope before adoption.</w:t>
+              <w:t xml:space="preserve">OO 1352 never references OO 1350.5 anywhere in its twelve pages. The insert at II.H.1 creates that cross-reference for the first time. Confirm OO 1350.5’s section numbering before adopting it.</w:t>
             </w:r>
           </w:p>
         </w:tc>
@@ -6602,7 +6672,7 @@
         <w:sz w:val="18"/>
         <w:szCs w:val="18"/>
       </w:rPr>
-      <w:t xml:space="preserve">Redlines, Recommended changes 1 to 7. YDF, register Revision 8. Not legal advice.</w:t>
+      <w:t xml:space="preserve">Redlines, Recommended changes 1 to 7. YDF, register Revision 9. Not legal advice.</w:t>
     </w:r>
   </w:p>
 </w:hdr>

--- a/deliverables/PREA_Redlines_Changes_1_to_7.docx
+++ b/deliverables/PREA_Redlines_Changes_1_to_7.docx
@@ -291,17 +291,6 @@
     </w:p>
     <w:p>
       <w:pPr>
-        <w:spacing w:after="120" w:line="276"/>
-      </w:pPr>
-      <w:r>
-        <w:rPr>
-          <w:color w:val="1A1A1A"/>
-        </w:rPr>
-        <w:t xml:space="preserve">Not produced. Every provision cited in these documents traces to the register, which traces to the earlier review that read them. Confirm each section number and its wording against the PDF before any of this is circulated:</w:t>
-      </w:r>
-    </w:p>
-    <w:p>
-      <w:pPr>
         <w:pStyle w:val="ListParagraph"/>
         <w:numPr>
           <w:ilvl w:val="0"/>
@@ -313,7 +302,34 @@
         <w:rPr>
           <w:color w:val="1A1A1A"/>
         </w:rPr>
-        <w:t xml:space="preserve">OO 1352 Classification</w:t>
+        <w:t xml:space="preserve">OO 1352 Classification, eff. 12/09/2019, rev. 02/27/2020 (produced and read in full in Revision 9)</w:t>
+      </w:r>
+    </w:p>
+    <w:p>
+      <w:pPr>
+        <w:pStyle w:val="ListParagraph"/>
+        <w:numPr>
+          <w:ilvl w:val="0"/>
+          <w:numId w:val="1"/>
+        </w:numPr>
+        <w:spacing w:after="80" w:line="264"/>
+      </w:pPr>
+      <w:r>
+        <w:rPr>
+          <w:color w:val="1A1A1A"/>
+        </w:rPr>
+        <w:t xml:space="preserve">Title 15, Minimum Standards for Juvenile Facilities, eff. 01/01/2019</w:t>
+      </w:r>
+    </w:p>
+    <w:p>
+      <w:pPr>
+        <w:spacing w:after="120" w:line="276"/>
+      </w:pPr>
+      <w:r>
+        <w:rPr>
+          <w:color w:val="1A1A1A"/>
+        </w:rPr>
+        <w:t xml:space="preserve">Not produced. Every provision cited in these documents traces to the register, which traces to the earlier review that read them. Confirm each section number and its wording against the PDF before any of this is circulated:</w:t>
       </w:r>
     </w:p>
     <w:p>
@@ -1649,7 +1665,7 @@
           <w:sz w:val="24"/>
           <w:szCs w:val="24"/>
         </w:rPr>
-        <w:t xml:space="preserve">VERIFIED in Revision 9 against OO 1352 as produced, eff. 12/09/2019, rev. 02/27/2020. This is the order’s actual text.</w:t>
+        <w:t xml:space="preserve">VERIFIED in Revision 9 against OO 1352 as produced, eff. 12/09/2019, rev. 02/27/2020. This is the order's actual text.</w:t>
       </w:r>
     </w:p>
     <w:p>
@@ -1719,7 +1735,7 @@
           <w:sz w:val="24"/>
           <w:szCs w:val="24"/>
         </w:rPr>
-        <w:t xml:space="preserve">VERIFIED in Revision 9 against OO 1352 as produced, eff. 12/09/2019, rev. 02/27/2020. This is the order’s actual text.</w:t>
+        <w:t xml:space="preserve">VERIFIED in Revision 9 against OO 1352 as produced, eff. 12/09/2019, rev. 02/27/2020. This is the order's actual text.</w:t>
       </w:r>
     </w:p>
     <w:p>
@@ -2066,7 +2082,7 @@
               <w:rPr>
                 <w:color w:val="1A1A1A"/>
               </w:rPr>
-              <w:t xml:space="preserve">VERIFIED in Revision 9 against OO 1352 as produced, eff. 12/09/2019, rev. 02/27/2020. The section numbers II.M and III.I and the struck text above are the order’s own words, read from the produced PDF, not a reconstruction. This redline may now circulate as a true redline.</w:t>
+              <w:t xml:space="preserve">VERIFIED in Revision 9 against OO 1352 as produced, eff. 12/09/2019, rev. 02/27/2020. The section numbers II.M and III.I and the struck text above are the order's own words, read from the produced PDF, not a reconstruction. This redline may now circulate as a true redline.</w:t>
             </w:r>
           </w:p>
           <w:p>
@@ -2082,7 +2098,7 @@
               <w:rPr>
                 <w:color w:val="1A1A1A"/>
               </w:rPr>
-              <w:t xml:space="preserve">The order’s Purpose and Scope paragraph already states the correct rule almost verbatim from 15 CCR 1352(e), including the carve-out for a single occupancy room "at the youth’s specific request or in accordance with regulations regarding separation." The amendment below conforms II.M and III.I to the order’s own Purpose paragraph. Say that to the policy shop: it is a consistency fix, not a new policy.</w:t>
+              <w:t xml:space="preserve">The order's Purpose and Scope paragraph already states the correct rule almost verbatim from 15 CCR 1352(e), including the carve-out for a single occupancy room "at the youth's specific request or in accordance with regulations regarding separation." The amendment below conforms II.M and III.I to the order's own Purpose paragraph. Say that to the policy shop: it is a consistency fix, not a new policy.</w:t>
             </w:r>
           </w:p>
           <w:p>
@@ -5105,7 +5121,7 @@
           <w:sz w:val="24"/>
           <w:szCs w:val="24"/>
         </w:rPr>
-        <w:t xml:space="preserve">VERIFIED in Revision 9 against OO 1352 as produced, eff. 12/09/2019, rev. 02/27/2020. This is the order’s actual text, bolded in the original.</w:t>
+        <w:t xml:space="preserve">VERIFIED in Revision 9 against OO 1352 as produced, eff. 12/09/2019, rev. 02/27/2020. This is the order's actual text, bolded in the original.</w:t>
       </w:r>
     </w:p>
     <w:p>
@@ -5689,7 +5705,7 @@
               <w:rPr>
                 <w:color w:val="1A1A1A"/>
               </w:rPr>
-              <w:t xml:space="preserve">VERIFIED in Revision 9 against OO 1352 as produced, eff. 12/09/2019, rev. 02/27/2020. II.F.2, II.G, II.H and III.E are confirmed as cited and the struck text is the order’s own words. This redline may now circulate as a true redline.</w:t>
+              <w:t xml:space="preserve">VERIFIED in Revision 9 against OO 1352 as produced, eff. 12/09/2019, rev. 02/27/2020. II.F.2, II.G, II.H and III.E are confirmed as cited and the struck text is the order's own words. This redline may now circulate as a true redline.</w:t>
             </w:r>
           </w:p>
           <w:p>
@@ -5721,7 +5737,7 @@
               <w:rPr>
                 <w:color w:val="1A1A1A"/>
               </w:rPr>
-              <w:t xml:space="preserve">OO 1352 never references OO 1350.5 anywhere in its twelve pages. The insert at II.H.1 creates that cross-reference for the first time. Confirm OO 1350.5’s section numbering before adopting it.</w:t>
+              <w:t xml:space="preserve">OO 1352 never references OO 1350.5 anywhere in its twelve pages. The insert at II.H.1 creates that cross-reference for the first time. Confirm OO 1350.5's section numbering before adopting it.</w:t>
             </w:r>
           </w:p>
         </w:tc>

--- a/deliverables/PREA_Redlines_Changes_1_to_7.docx
+++ b/deliverables/PREA_Redlines_Changes_1_to_7.docx
@@ -71,7 +71,7 @@
           <w:sz w:val="26"/>
           <w:szCs w:val="26"/>
         </w:rPr>
-        <w:t xml:space="preserve">Amendment language for the seven changes correctable without new policy. Drawn from gap register Revision 9.</w:t>
+        <w:t xml:space="preserve">Amendment language for the seven changes correctable without new policy. Drawn from gap register Revision 10.</w:t>
       </w:r>
     </w:p>
     <w:tbl>
@@ -323,17 +323,6 @@
     </w:p>
     <w:p>
       <w:pPr>
-        <w:spacing w:after="120" w:line="276"/>
-      </w:pPr>
-      <w:r>
-        <w:rPr>
-          <w:color w:val="1A1A1A"/>
-        </w:rPr>
-        <w:t xml:space="preserve">Not produced. Every provision cited in these documents traces to the register, which traces to the earlier review that read them. Confirm each section number and its wording against the PDF before any of this is circulated:</w:t>
-      </w:r>
-    </w:p>
-    <w:p>
-      <w:pPr>
         <w:pStyle w:val="ListParagraph"/>
         <w:numPr>
           <w:ilvl w:val="0"/>
@@ -345,7 +334,18 @@
         <w:rPr>
           <w:color w:val="1A1A1A"/>
         </w:rPr>
-        <w:t xml:space="preserve">OO 1352.5 Transgender and Intersex Youth</w:t>
+        <w:t xml:space="preserve">OO 1453 Sexual Assault, eff. 04/25/2013, rev. 12/09/2019 (produced and read in full in Revision 10)</w:t>
+      </w:r>
+    </w:p>
+    <w:p>
+      <w:pPr>
+        <w:spacing w:after="120" w:line="276"/>
+      </w:pPr>
+      <w:r>
+        <w:rPr>
+          <w:color w:val="1A1A1A"/>
+        </w:rPr>
+        <w:t xml:space="preserve">Not produced. Every provision cited in these documents traces to the register, which traces to the earlier review that read them. Confirm each section number and its wording against the PDF before any of this is circulated:</w:t>
       </w:r>
     </w:p>
     <w:p>
@@ -361,7 +361,7 @@
         <w:rPr>
           <w:color w:val="1A1A1A"/>
         </w:rPr>
-        <w:t xml:space="preserve">PREA Policy and Procedure, Juvenile Institutions</w:t>
+        <w:t xml:space="preserve">OO 1352.5 Transgender and Intersex Youth</w:t>
       </w:r>
     </w:p>
     <w:p>
@@ -377,7 +377,7 @@
         <w:rPr>
           <w:color w:val="1A1A1A"/>
         </w:rPr>
-        <w:t xml:space="preserve">OO 1453 Sexual Assault</w:t>
+        <w:t xml:space="preserve">PREA Policy and Procedure, Juvenile Institutions</w:t>
       </w:r>
     </w:p>
     <w:p>
@@ -3107,7 +3107,7 @@
           <w:bCs/>
           <w:color w:val="1A1A1A"/>
         </w:rPr>
-        <w:t xml:space="preserve">PREA Policy V.A.4 and OO 1453 I.A.9, the same defect in both</w:t>
+        <w:t xml:space="preserve">OO 1453 Sexual Assault, I.A.9</w:t>
       </w:r>
     </w:p>
     <w:tbl>
@@ -3146,7 +3146,7 @@
                 <w:strike/>
                 <w:color w:val="1A1A1A"/>
               </w:rPr>
-              <w:t xml:space="preserve">All incidents of sexual assault shall be reported to Child Protective Services verbally within 24 hours, with a written report submitted within 36 hours.</w:t>
+              <w:t xml:space="preserve">All incidents of sexual assault shall be reported to Child Protective Services verbally within 24 hours. A formal written reported shall be completed and forwarded to Child Protective Services within 36 hours of receiving information concerning the incident.</w:t>
             </w:r>
           </w:p>
         </w:tc>
@@ -3164,15 +3164,7 @@
           <w:sz w:val="24"/>
           <w:szCs w:val="24"/>
         </w:rPr>
-        <w:t xml:space="preserve">Described in the register, not read in this review.</w:t>
-      </w:r>
-    </w:p>
-    <w:p>
-      <w:pPr>
-        <w:pStyle w:val="Heading2"/>
-      </w:pPr>
-      <w:r>
-        <w:t xml:space="preserve">Insert</w:t>
+        <w:t xml:space="preserve">VERIFIED in Revision 10 against OO 1453 as produced, eff. 04/25/2013, rev. 12/09/2019. This is the order's actual text, including the typographical error in "written reported", which is the order's and not a transcription slip.</w:t>
       </w:r>
     </w:p>
     <w:p>
@@ -3185,7 +3177,7 @@
           <w:bCs/>
           <w:color w:val="1A1A1A"/>
         </w:rPr>
-        <w:t xml:space="preserve">Stage one, the interim in-place correction. Adopt in PREA Policy V.A.4 and OO 1453 I.A.9 now, without waiting for the General Order.</w:t>
+        <w:t xml:space="preserve">PREA Policy and Procedure, Juvenile Institutions, V.A.4</w:t>
       </w:r>
     </w:p>
     <w:tbl>
@@ -3207,69 +3199,24 @@
         <w:tc>
           <w:tcPr>
             <w:tcW w:type="dxa" w:w="10080"/>
-            <w:shd w:fill="E7EFE4" w:color="auto" w:val="clear"/>
-            <w:tcMar>
-              <w:top w:type="dxa" w:w="60"/>
-              <w:left w:type="dxa" w:w="100"/>
-              <w:bottom w:type="dxa" w:w="60"/>
-              <w:right w:type="dxa" w:w="100"/>
-            </w:tcMar>
-          </w:tcPr>
-          <w:p>
-            <w:pPr>
-              <w:spacing w:after="100" w:before="60" w:line="260"/>
-            </w:pPr>
-            <w:r>
-              <w:rPr>
-                <w:b/>
-                <w:bCs/>
-                <w:color w:val="1A1A1A"/>
-              </w:rPr>
-              <w:t xml:space="preserve">Mandated reporting of child abuse and neglect</w:t>
-            </w:r>
-          </w:p>
-          <w:p>
-            <w:pPr>
-              <w:spacing w:after="120" w:line="276"/>
-            </w:pPr>
-            <w:r>
-              <w:rPr>
-                <w:color w:val="1A1A1A"/>
-              </w:rPr>
-              <w:t xml:space="preserve">1. An employee who, in their professional capacity or within the scope of their employment, has knowledge of or observes a resident whom the employee knows or reasonably suspects has been the victim of child abuse or neglect shall make a report to an agency specified in Penal Code section 11165.9 immediately, or as soon as is practicably possible, by telephone, and shall prepare and send, fax, or electronically transmit a written follow-up report on Department of Justice form SS 8572 within thirty-six hours of receiving the information concerning the incident.</w:t>
-            </w:r>
-          </w:p>
-          <w:p>
-            <w:pPr>
-              <w:spacing w:after="120" w:line="276"/>
-            </w:pPr>
-            <w:r>
-              <w:rPr>
-                <w:color w:val="1A1A1A"/>
-              </w:rPr>
-              <w:t xml:space="preserve">2. The duty imposed by paragraph 1 is individual and may not be delegated. Notifying a supervisor, the Duty Supervisor, Internal Affairs, or any departmental office does not satisfy the duty and does not delay it. Internal notification requirements in this policy are in addition to the mandated report, not a substitute for it and not a step before it.</w:t>
-            </w:r>
-          </w:p>
-          <w:p>
-            <w:pPr>
-              <w:spacing w:after="120" w:line="276"/>
-            </w:pPr>
-            <w:r>
-              <w:rPr>
-                <w:color w:val="1A1A1A"/>
-              </w:rPr>
-              <w:t xml:space="preserve">3. No supervisor or administrator shall impede or inhibit a report, and no employee shall be subject to any sanction for making a report.</w:t>
-            </w:r>
-          </w:p>
-          <w:p>
-            <w:pPr>
-              <w:spacing w:after="60" w:line="276"/>
-            </w:pPr>
-            <w:r>
-              <w:rPr>
-                <w:color w:val="1A1A1A"/>
-              </w:rPr>
-              <w:t xml:space="preserve">4. Where the department receives a report of suspected child abuse or neglect in its capacity as a county probation department, it shall itself report the information to the law enforcement agency having jurisdiction over the case, to the agency responsible for investigating the matter under Welfare and Institutions Code section 300, and to the district attorney's office, by telephone, fax, or electronic transmission immediately or as soon as practicably possible, with the written report within thirty-six hours.</w:t>
+            <w:shd w:fill="F2DEDE" w:color="auto" w:val="clear"/>
+            <w:tcMar>
+              <w:top w:type="dxa" w:w="60"/>
+              <w:left w:type="dxa" w:w="100"/>
+              <w:bottom w:type="dxa" w:w="60"/>
+              <w:right w:type="dxa" w:w="100"/>
+            </w:tcMar>
+          </w:tcPr>
+          <w:p>
+            <w:pPr>
+              <w:spacing w:after="60" w:before="60" w:line="260"/>
+            </w:pPr>
+            <w:r>
+              <w:rPr>
+                <w:strike/>
+                <w:color w:val="1A1A1A"/>
+              </w:rPr>
+              <w:t xml:space="preserve">All incidents of sexual assault shall be reported to Child Protective Services verbally within 24 hours, with a written report submitted within 36 hours.</w:t>
             </w:r>
           </w:p>
         </w:tc>
@@ -3277,13 +3224,25 @@
     </w:tbl>
     <w:p>
       <w:pPr>
-        <w:spacing w:after="140"/>
-      </w:pPr>
-      <w:r>
-        <w:rPr>
-          <w:color w:val="1A1A1A"/>
-        </w:rPr>
-        <w:t xml:space="preserve"/>
+        <w:spacing w:after="200" w:before="60"/>
+      </w:pPr>
+      <w:r>
+        <w:rPr>
+          <w:i/>
+          <w:iCs/>
+          <w:color w:val="5A5A5A"/>
+          <w:sz w:val="24"/>
+          <w:szCs w:val="24"/>
+        </w:rPr>
+        <w:t xml:space="preserve">Described in the register, not read in this review. The PREA Policy has still never been produced. Replace this with the policy's real words before circulating.</w:t>
+      </w:r>
+    </w:p>
+    <w:p>
+      <w:pPr>
+        <w:pStyle w:val="Heading2"/>
+      </w:pPr>
+      <w:r>
+        <w:t xml:space="preserve">Insert</w:t>
       </w:r>
     </w:p>
     <w:p>
@@ -3296,7 +3255,7 @@
           <w:bCs/>
           <w:color w:val="1A1A1A"/>
         </w:rPr>
-        <w:t xml:space="preserve">Stage two, once the General Order issues. Replaces stage one in PREA Policy V.A.4 and OO 1453 I.A.9.</w:t>
+        <w:t xml:space="preserve">Stage one, the interim in-place correction. Adopt in PREA Policy V.A.4 and OO 1453 I.A.9 now, without waiting for the General Order.</w:t>
       </w:r>
     </w:p>
     <w:tbl>
@@ -3336,7 +3295,40 @@
                 <w:bCs/>
                 <w:color w:val="1A1A1A"/>
               </w:rPr>
-              <w:t xml:space="preserve">Cross-reference</w:t>
+              <w:t xml:space="preserve">Mandated reporting of child abuse and neglect</w:t>
+            </w:r>
+          </w:p>
+          <w:p>
+            <w:pPr>
+              <w:spacing w:after="120" w:line="276"/>
+            </w:pPr>
+            <w:r>
+              <w:rPr>
+                <w:color w:val="1A1A1A"/>
+              </w:rPr>
+              <w:t xml:space="preserve">1. An employee who, in their professional capacity or within the scope of their employment, has knowledge of or observes a resident whom the employee knows or reasonably suspects has been the victim of child abuse or neglect shall make a report to an agency specified in Penal Code section 11165.9 immediately, or as soon as is practicably possible, by telephone, and shall prepare and send, fax, or electronically transmit a written follow-up report on Department of Justice form SS 8572 within thirty-six hours of receiving the information concerning the incident.</w:t>
+            </w:r>
+          </w:p>
+          <w:p>
+            <w:pPr>
+              <w:spacing w:after="120" w:line="276"/>
+            </w:pPr>
+            <w:r>
+              <w:rPr>
+                <w:color w:val="1A1A1A"/>
+              </w:rPr>
+              <w:t xml:space="preserve">2. The duty imposed by paragraph 1 is individual and may not be delegated. Notifying a supervisor, the Duty Supervisor, Internal Affairs, or any departmental office does not satisfy the duty and does not delay it. Internal notification requirements in this policy are in addition to the mandated report, not a substitute for it and not a step before it.</w:t>
+            </w:r>
+          </w:p>
+          <w:p>
+            <w:pPr>
+              <w:spacing w:after="120" w:line="276"/>
+            </w:pPr>
+            <w:r>
+              <w:rPr>
+                <w:color w:val="1A1A1A"/>
+              </w:rPr>
+              <w:t xml:space="preserve">3. No supervisor or administrator shall impede or inhibit a report, and no employee shall be subject to any sanction for making a report.</w:t>
             </w:r>
           </w:p>
           <w:p>
@@ -3347,7 +3339,7 @@
               <w:rPr>
                 <w:color w:val="1A1A1A"/>
               </w:rPr>
-              <w:t xml:space="preserve">Any incident of suspected child abuse or neglect, including any sexual abuse or sexual assault of a resident, shall be reported in accordance with the General Order on Mandatory Reporting of Child Abuse and Neglect. Nothing in this policy alters, delays, or adds a condition to the duty imposed by Penal Code section 11166(a).</w:t>
+              <w:t xml:space="preserve">4. Where the department receives a report of suspected child abuse or neglect in its capacity as a county probation department, it shall itself report the information to the law enforcement agency having jurisdiction over the case, to the agency responsible for investigating the matter under Welfare and Institutions Code section 300, and to the district attorney's office, by telephone, fax, or electronic transmission immediately or as soon as practicably possible, with the written report within thirty-six hours.</w:t>
             </w:r>
           </w:p>
         </w:tc>
@@ -3366,101 +3358,15 @@
     </w:p>
     <w:p>
       <w:pPr>
-        <w:pStyle w:val="Heading2"/>
-      </w:pPr>
-      <w:r>
-        <w:t xml:space="preserve">Conforming changes</w:t>
-      </w:r>
-    </w:p>
-    <w:p>
-      <w:pPr>
-        <w:pStyle w:val="ListParagraph"/>
-        <w:numPr>
-          <w:ilvl w:val="0"/>
-          <w:numId w:val="1"/>
-        </w:numPr>
-        <w:spacing w:after="80" w:line="264"/>
-      </w:pPr>
-      <w:r>
-        <w:rPr>
-          <w:color w:val="1A1A1A"/>
-        </w:rPr>
-        <w:t xml:space="preserve">Do not delete the incident reporting and Duty Supervisor notification duties in either document. Paragraph 2 of stage one is drafted so the internal duties survive alongside the mandated report rather than competing with it.</w:t>
-      </w:r>
-    </w:p>
-    <w:p>
-      <w:pPr>
-        <w:pStyle w:val="ListParagraph"/>
-        <w:numPr>
-          <w:ilvl w:val="0"/>
-          <w:numId w:val="1"/>
-        </w:numPr>
-        <w:spacing w:after="80" w:line="264"/>
-      </w:pPr>
-      <w:r>
-        <w:rPr>
-          <w:color w:val="1A1A1A"/>
-        </w:rPr>
-        <w:t xml:space="preserve">Conform the Code of Conduct VII.A.1 to the same cross-reference once the General Order issues. It is currently correct, so it is a consistency edit, not a correction.</w:t>
-      </w:r>
-    </w:p>
-    <w:p>
-      <w:pPr>
-        <w:pStyle w:val="ListParagraph"/>
-        <w:numPr>
-          <w:ilvl w:val="0"/>
-          <w:numId w:val="1"/>
-        </w:numPr>
-        <w:spacing w:after="80" w:line="264"/>
-      </w:pPr>
-      <w:r>
-        <w:rPr>
-          <w:color w:val="1A1A1A"/>
-        </w:rPr>
-        <w:t xml:space="preserve">Add the reporting standard to the Tier 1 training outline and to the annual refresher, and keep a signed acknowledgment on file. Confirm with County Counsel whether Penal Code 11166.5 applies to departmental employees.</w:t>
-      </w:r>
-    </w:p>
-    <w:p>
-      <w:pPr>
-        <w:pStyle w:val="ListParagraph"/>
-        <w:numPr>
-          <w:ilvl w:val="0"/>
-          <w:numId w:val="1"/>
-        </w:numPr>
-        <w:spacing w:after="80" w:line="264"/>
-      </w:pPr>
-      <w:r>
-        <w:rPr>
-          <w:color w:val="1A1A1A"/>
-        </w:rPr>
-        <w:t xml:space="preserve">Add a cross-reference for residents aged eighteen and older, who fall outside CANRA, to the existing General Order on Mandatory Reporting of Dependent Adult and Elder Abuse.</w:t>
-      </w:r>
-    </w:p>
-    <w:p>
-      <w:pPr>
-        <w:pStyle w:val="Heading2"/>
-      </w:pPr>
-      <w:r>
-        <w:t xml:space="preserve">Why</w:t>
-      </w:r>
-    </w:p>
-    <w:p>
-      <w:pPr>
-        <w:spacing w:after="120" w:line="276"/>
-      </w:pPr>
-      <w:r>
-        <w:rPr>
-          <w:color w:val="1A1A1A"/>
-        </w:rPr>
-        <w:t xml:space="preserve">This ends the practice of restating a legal standard in multiple documents, which is how the error propagated and how it survived a 2019 revision. The relocation matters as much as the correction: a single General Order is one place to amend when the Penal Code changes, and one place for an auditor or a plaintiff to look. Stage one exists because the General Order will take an approval cycle that the current text cannot safely wait through.</w:t>
-      </w:r>
-    </w:p>
-    <w:p>
-      <w:pPr>
-        <w:pStyle w:val="Heading2"/>
-      </w:pPr>
-      <w:r>
-        <w:t xml:space="preserve">Before adoption</w:t>
+        <w:spacing w:after="60"/>
+      </w:pPr>
+      <w:r>
+        <w:rPr>
+          <w:b/>
+          <w:bCs/>
+          <w:color w:val="1A1A1A"/>
+        </w:rPr>
+        <w:t xml:space="preserve">Stage two, once the General Order issues. Replaces stage one in PREA Policy V.A.4 and OO 1453 I.A.9.</w:t>
       </w:r>
     </w:p>
     <w:tbl>
@@ -3482,6 +3388,202 @@
         <w:tc>
           <w:tcPr>
             <w:tcW w:type="dxa" w:w="10080"/>
+            <w:shd w:fill="E7EFE4" w:color="auto" w:val="clear"/>
+            <w:tcMar>
+              <w:top w:type="dxa" w:w="60"/>
+              <w:left w:type="dxa" w:w="100"/>
+              <w:bottom w:type="dxa" w:w="60"/>
+              <w:right w:type="dxa" w:w="100"/>
+            </w:tcMar>
+          </w:tcPr>
+          <w:p>
+            <w:pPr>
+              <w:spacing w:after="100" w:before="60" w:line="260"/>
+            </w:pPr>
+            <w:r>
+              <w:rPr>
+                <w:b/>
+                <w:bCs/>
+                <w:color w:val="1A1A1A"/>
+              </w:rPr>
+              <w:t xml:space="preserve">Cross-reference</w:t>
+            </w:r>
+          </w:p>
+          <w:p>
+            <w:pPr>
+              <w:spacing w:after="60" w:line="276"/>
+            </w:pPr>
+            <w:r>
+              <w:rPr>
+                <w:color w:val="1A1A1A"/>
+              </w:rPr>
+              <w:t xml:space="preserve">Any incident of suspected child abuse or neglect, including any sexual abuse or sexual assault of a resident, shall be reported in accordance with the General Order on Mandatory Reporting of Child Abuse and Neglect. Nothing in this policy alters, delays, or adds a condition to the duty imposed by Penal Code section 11166(a).</w:t>
+            </w:r>
+          </w:p>
+        </w:tc>
+      </w:tr>
+    </w:tbl>
+    <w:p>
+      <w:pPr>
+        <w:spacing w:after="140"/>
+      </w:pPr>
+      <w:r>
+        <w:rPr>
+          <w:color w:val="1A1A1A"/>
+        </w:rPr>
+        <w:t xml:space="preserve"/>
+      </w:r>
+    </w:p>
+    <w:p>
+      <w:pPr>
+        <w:pStyle w:val="Heading2"/>
+      </w:pPr>
+      <w:r>
+        <w:t xml:space="preserve">Conforming changes</w:t>
+      </w:r>
+    </w:p>
+    <w:p>
+      <w:pPr>
+        <w:pStyle w:val="ListParagraph"/>
+        <w:numPr>
+          <w:ilvl w:val="0"/>
+          <w:numId w:val="1"/>
+        </w:numPr>
+        <w:spacing w:after="80" w:line="264"/>
+      </w:pPr>
+      <w:r>
+        <w:rPr>
+          <w:color w:val="1A1A1A"/>
+        </w:rPr>
+        <w:t xml:space="preserve">Do not delete the incident reporting and Duty Supervisor notification duties in either document. Paragraph 2 of stage one is drafted so the internal duties survive alongside the mandated report rather than competing with it.</w:t>
+      </w:r>
+    </w:p>
+    <w:p>
+      <w:pPr>
+        <w:pStyle w:val="ListParagraph"/>
+        <w:numPr>
+          <w:ilvl w:val="0"/>
+          <w:numId w:val="1"/>
+        </w:numPr>
+        <w:spacing w:after="80" w:line="264"/>
+      </w:pPr>
+      <w:r>
+        <w:rPr>
+          <w:color w:val="1A1A1A"/>
+        </w:rPr>
+        <w:t xml:space="preserve">Conform the Code of Conduct VII.A.1 to the same cross-reference once the General Order issues. It is currently correct, so it is a consistency edit, not a correction.</w:t>
+      </w:r>
+    </w:p>
+    <w:p>
+      <w:pPr>
+        <w:pStyle w:val="ListParagraph"/>
+        <w:numPr>
+          <w:ilvl w:val="0"/>
+          <w:numId w:val="1"/>
+        </w:numPr>
+        <w:spacing w:after="80" w:line="264"/>
+      </w:pPr>
+      <w:r>
+        <w:rPr>
+          <w:color w:val="1A1A1A"/>
+        </w:rPr>
+        <w:t xml:space="preserve">Add the reporting standard to the Tier 1 training outline and to the annual refresher, and keep a signed acknowledgment on file. Confirm with County Counsel whether Penal Code 11166.5 applies to departmental employees.</w:t>
+      </w:r>
+    </w:p>
+    <w:p>
+      <w:pPr>
+        <w:pStyle w:val="ListParagraph"/>
+        <w:numPr>
+          <w:ilvl w:val="0"/>
+          <w:numId w:val="1"/>
+        </w:numPr>
+        <w:spacing w:after="80" w:line="264"/>
+      </w:pPr>
+      <w:r>
+        <w:rPr>
+          <w:color w:val="1A1A1A"/>
+        </w:rPr>
+        <w:t xml:space="preserve">Add a cross-reference for residents aged eighteen and older, who fall outside CANRA, to the existing General Order on Mandatory Reporting of Dependent Adult and Elder Abuse.</w:t>
+      </w:r>
+    </w:p>
+    <w:p>
+      <w:pPr>
+        <w:pStyle w:val="ListParagraph"/>
+        <w:numPr>
+          <w:ilvl w:val="0"/>
+          <w:numId w:val="1"/>
+        </w:numPr>
+        <w:spacing w:after="80" w:line="264"/>
+      </w:pPr>
+      <w:r>
+        <w:rPr>
+          <w:color w:val="1A1A1A"/>
+        </w:rPr>
+        <w:t xml:space="preserve">CORRECT THE SCOPE AS WELL AS THE TIMELINE, new in Revision 10 from reading the whole of OO 1453. Every operative duty in that order is keyed to "sexual assault": the Purpose paragraph's staff reporting duty, I.A.9's CPS report, and I.A.15's incident review. Nothing in the three pages reaches sexual harassment, exposure, or touching not characterised as assault. But PC 11165.1(b)(4) makes the intentional touching of a child's intimate parts for sexual arousal reportable, and (b)(5) makes masturbation in a child's presence reportable on the first occurrence. So the order as written misses reportable conduct. The insert below is drafted to the CANRA trigger rather than to the word "assault", which fixes both defects in one amendment.</w:t>
+      </w:r>
+    </w:p>
+    <w:p>
+      <w:pPr>
+        <w:pStyle w:val="ListParagraph"/>
+        <w:numPr>
+          <w:ilvl w:val="0"/>
+          <w:numId w:val="1"/>
+        </w:numPr>
+        <w:spacing w:after="80" w:line="264"/>
+      </w:pPr>
+      <w:r>
+        <w:rPr>
+          <w:color w:val="1A1A1A"/>
+        </w:rPr>
+        <w:t xml:space="preserve">While I.A.9 is open, consider amending I.A.6 in the same cycle. It directs a Miranda warning before questioning a suspect and says nothing about the WIC 625.6 consultation with counsel, which has been mandatory and unwaivable for youth 17 and under since 01/01/2021. That is register row 91 and conflict 13, and it is a separate amendment rather than part of this one, but it is in the same order and the same revision cycle.</w:t>
+      </w:r>
+    </w:p>
+    <w:p>
+      <w:pPr>
+        <w:pStyle w:val="Heading2"/>
+      </w:pPr>
+      <w:r>
+        <w:t xml:space="preserve">Why</w:t>
+      </w:r>
+    </w:p>
+    <w:p>
+      <w:pPr>
+        <w:spacing w:after="120" w:line="276"/>
+      </w:pPr>
+      <w:r>
+        <w:rPr>
+          <w:color w:val="1A1A1A"/>
+        </w:rPr>
+        <w:t xml:space="preserve">This ends the practice of restating a legal standard in multiple documents, which is how the error propagated and how it survived a 2019 revision. The relocation matters as much as the correction: a single General Order is one place to amend when the Penal Code changes, and one place for an auditor or a plaintiff to look. Stage one exists because the General Order will take an approval cycle that the current text cannot safely wait through.</w:t>
+      </w:r>
+    </w:p>
+    <w:p>
+      <w:pPr>
+        <w:pStyle w:val="Heading2"/>
+      </w:pPr>
+      <w:r>
+        <w:t xml:space="preserve">Before adoption</w:t>
+      </w:r>
+    </w:p>
+    <w:tbl>
+      <w:tblPr>
+        <w:tblW w:type="dxa" w:w="10080"/>
+        <w:tblBorders>
+          <w:top w:val="single" w:color="BFBFBF" w:sz="2"/>
+          <w:left w:val="single" w:color="BFBFBF" w:sz="2"/>
+          <w:bottom w:val="single" w:color="BFBFBF" w:sz="2"/>
+          <w:right w:val="single" w:color="BFBFBF" w:sz="2"/>
+          <w:insideH w:val="single" w:color="BFBFBF" w:sz="2"/>
+          <w:insideV w:val="single" w:color="BFBFBF" w:sz="2"/>
+        </w:tblBorders>
+      </w:tblPr>
+      <w:tblGrid>
+        <w:gridCol w:w="10080"/>
+      </w:tblGrid>
+      <w:tr>
+        <w:tc>
+          <w:tcPr>
+            <w:tcW w:type="dxa" w:w="10080"/>
             <w:shd w:fill="FCF0DC" w:color="auto" w:val="clear"/>
             <w:tcMar>
               <w:top w:type="dxa" w:w="60"/>
@@ -3503,7 +3605,7 @@
               <w:rPr>
                 <w:color w:val="1A1A1A"/>
               </w:rPr>
-              <w:t xml:space="preserve">Neither the PREA Policy nor OO 1453 has been produced to this review. Confirm V.A.4 and I.A.9 against the PDFs.</w:t>
+              <w:t xml:space="preserve">VERIFIED in Revision 10 against OO 1453 as produced, eff. 04/25/2013, rev. 12/09/2019. I.A.9 and its section number are the order's own words and this half of the redline may now circulate as a true redline.</w:t>
             </w:r>
           </w:p>
           <w:p>
@@ -3519,7 +3621,23 @@
               <w:rPr>
                 <w:color w:val="1A1A1A"/>
               </w:rPr>
-              <w:t xml:space="preserve">Paragraph 4 assumes the department receives mandated reports in its capacity as a county probation department. Penal Code 11165.9 makes that turn on whether the county has designated the probation department to receive them. Confirm the designation with County Counsel before adopting paragraph 4.</w:t>
+              <w:t xml:space="preserve">The PREA Policy has still never been produced. V.A.4 above is a reconstruction of what the register describes, not a quotation, and the section number traces to the register. Confirm it against the policy before circulating.</w:t>
+            </w:r>
+          </w:p>
+          <w:p>
+            <w:pPr>
+              <w:pStyle w:val="ListParagraph"/>
+              <w:numPr>
+                <w:ilvl w:val="0"/>
+                <w:numId w:val="1"/>
+              </w:numPr>
+              <w:spacing w:after="60" w:before="40" w:line="264"/>
+            </w:pPr>
+            <w:r>
+              <w:rPr>
+                <w:color w:val="1A1A1A"/>
+              </w:rPr>
+              <w:t xml:space="preserve">Paragraph 4 assumes the department receives mandated reports in its capacity as a county probation department. Penal Code 11165.9 makes that turn on whether the county has designated the probation department to receive them. That designation is still unconfirmed. Confirm before adopting it.</w:t>
             </w:r>
           </w:p>
           <w:p>
@@ -5902,19 +6020,6 @@
               <w:t xml:space="preserve">Internal Complaints (Administrative P&amp;P Manual, rev. 10/30/2013), retention provision</w:t>
             </w:r>
           </w:p>
-          <w:p>
-            <w:pPr>
-              <w:spacing w:after="40" w:before="20" w:line="240"/>
-            </w:pPr>
-            <w:r>
-              <w:rPr>
-                <w:color w:val="1A1A1A"/>
-                <w:sz w:val="24"/>
-                <w:szCs w:val="24"/>
-              </w:rPr>
-              <w:t xml:space="preserve">OO 1453 Sexual Assault, records provisions</w:t>
-            </w:r>
-          </w:p>
         </w:tc>
       </w:tr>
       <w:tr>
@@ -6559,6 +6664,22 @@
                 <w:color w:val="1A1A1A"/>
               </w:rPr>
               <w:t xml:space="preserve">Paragraph 2 and paragraph 3 are drafting proposals, not legal advice. Route both to County Counsel before adoption, together with the question of whether the County's own records retention schedule already binds these records to a shorter period.</w:t>
+            </w:r>
+          </w:p>
+          <w:p>
+            <w:pPr>
+              <w:pStyle w:val="ListParagraph"/>
+              <w:numPr>
+                <w:ilvl w:val="0"/>
+                <w:numId w:val="1"/>
+              </w:numPr>
+              <w:spacing w:after="60" w:before="40" w:line="264"/>
+            </w:pPr>
+            <w:r>
+              <w:rPr>
+                <w:color w:val="1A1A1A"/>
+              </w:rPr>
+              <w:t xml:space="preserve">CORRECTED IN REVISION 10. This change previously listed "OO 1453 Sexual Assault, records provisions" among its targets. OO 1453 was produced and read in full in Revision 10 and IT HAS NO RECORDS RETENTION PROVISION. Three pages, fifteen numbered items, none of which sets a retention period. I.A.11.c places evidence in the evidence locker at Intake and Booking, which is chain of custody rather than retention, and I.A.14 forwards investigative reports to the Supervising District Attorney and the Sheriff's Sexual Assaults Unit. The target has been removed. The practical effect narrows this change in the department's favour: the retention conflict is between Internal Affairs XI.C.1 and PREA Policy XVIII.B, with the Internal Complaints provision alongside them, and OO 1453 contributes nothing to reconcile.</w:t>
             </w:r>
           </w:p>
         </w:tc>
@@ -6688,7 +6809,7 @@
         <w:sz w:val="18"/>
         <w:szCs w:val="18"/>
       </w:rPr>
-      <w:t xml:space="preserve">Redlines, Recommended changes 1 to 7. YDF, register Revision 9. Not legal advice.</w:t>
+      <w:t xml:space="preserve">Redlines, Recommended changes 1 to 7. YDF, register Revision 10. Not legal advice.</w:t>
     </w:r>
   </w:p>
 </w:hdr>

--- a/deliverables/PREA_Redlines_Changes_1_to_7.docx
+++ b/deliverables/PREA_Redlines_Changes_1_to_7.docx
@@ -71,7 +71,7 @@
           <w:sz w:val="26"/>
           <w:szCs w:val="26"/>
         </w:rPr>
-        <w:t xml:space="preserve">Amendment language for the seven changes correctable without new policy. Drawn from gap register Revision 10.</w:t>
+        <w:t xml:space="preserve">Amendment language for the seven changes correctable without new policy. Drawn from gap register Revision 11.</w:t>
       </w:r>
     </w:p>
     <w:tbl>
@@ -6809,7 +6809,7 @@
         <w:sz w:val="18"/>
         <w:szCs w:val="18"/>
       </w:rPr>
-      <w:t xml:space="preserve">Redlines, Recommended changes 1 to 7. YDF, register Revision 10. Not legal advice.</w:t>
+      <w:t xml:space="preserve">Redlines, Recommended changes 1 to 7. YDF, register Revision 11. Not legal advice.</w:t>
     </w:r>
   </w:p>
 </w:hdr>

--- a/deliverables/PREA_Redlines_Changes_1_to_7.docx
+++ b/deliverables/PREA_Redlines_Changes_1_to_7.docx
@@ -5856,6 +5856,22 @@
                 <w:color w:val="1A1A1A"/>
               </w:rPr>
               <w:t xml:space="preserve">OO 1352 never references OO 1350.5 anywhere in its twelve pages. The insert at II.H.1 creates that cross-reference for the first time. Confirm OO 1350.5's section numbering before adopting it.</w:t>
+            </w:r>
+          </w:p>
+          <w:p>
+            <w:pPr>
+              <w:pStyle w:val="ListParagraph"/>
+              <w:numPr>
+                <w:ilvl w:val="0"/>
+                <w:numId w:val="1"/>
+              </w:numPr>
+              <w:spacing w:after="60" w:before="40" w:line="264"/>
+            </w:pPr>
+            <w:r>
+              <w:rPr>
+                <w:color w:val="1A1A1A"/>
+              </w:rPr>
+              <w:t xml:space="preserve">**Penal Code 261.5, 288.5 and 289.6 in the S-4A offence list are the drafter's judgment**, not sections the order enumerates and not sections this review has verified as the right additions. Only 287 and 289 are confirmed omissions, recorded against the order's own enumeration at II.G.1 and II.G.3. Confirm all three with County Counsel, or strike them and keep the successor-statute catch-all, which is what stops the next renumbering reopening the gap that 287 left. **The same caveat appears on the tracked changes copy of OO 1352, and the two say the same thing on purpose.**</w:t>
             </w:r>
           </w:p>
         </w:tc>

--- a/deliverables/PREA_Redlines_Changes_1_to_7.docx
+++ b/deliverables/PREA_Redlines_Changes_1_to_7.docx
@@ -2332,7 +2332,7 @@
                 <w:sz w:val="24"/>
                 <w:szCs w:val="24"/>
               </w:rPr>
-              <w:t xml:space="preserve">15 CCR 1352(e), verified against the edition effective 04/01/2014</w:t>
+              <w:t xml:space="preserve">15 CCR 1352(e), verified against the edition effective 04/01/2014 and confirmed unchanged in the edition effective 01/01/2019</w:t>
             </w:r>
           </w:p>
           <w:p>
@@ -2345,7 +2345,7 @@
                 <w:sz w:val="24"/>
                 <w:szCs w:val="24"/>
               </w:rPr>
-              <w:t xml:space="preserve">15 CCR 1352.5, cited but not confirmed: absent from the produced edition</w:t>
+              <w:t xml:space="preserve">15 CCR 1352.5(c), verified in Revision 6 against the edition effective 01/01/2019, which is the operative edition</w:t>
             </w:r>
           </w:p>
         </w:tc>
@@ -2770,7 +2770,7 @@
               <w:rPr>
                 <w:color w:val="1A1A1A"/>
               </w:rPr>
-              <w:t xml:space="preserve">The 15 CCR 1352.5 citation is carried forward unconfirmed. That section does not exist in the produced 04/01/2014 edition of Title 15. Obtain the current BSCC edition before quoting 1352.5 in the amendment's authority line.</w:t>
+              <w:t xml:space="preserve">The 15 CCR 1352.5 citation is verified. It was carried as unconfirmed through Revision 5 because it is absent from the 04/01/2014 edition of Title 15, and Revision 6 confirmed it against the edition effective 01/01/2019, where it runs (a) to (e). The edition effective 01/01/2019 is the operative one. The January 2023 revision is a pending proposal and must not be relied on.</w:t>
             </w:r>
           </w:p>
         </w:tc>

--- a/deliverables/PREA_Redlines_Changes_1_to_7.docx
+++ b/deliverables/PREA_Redlines_Changes_1_to_7.docx
@@ -2480,7 +2480,7 @@
                 <w:strike/>
                 <w:color w:val="1A1A1A"/>
               </w:rPr>
-              <w:t xml:space="preserve">All transgender and intersex youth shall be provided a single room.</w:t>
+              <w:t xml:space="preserve">All transgender and intersex youth shall be provided a single room in order to ensure their privacy and safety.</w:t>
             </w:r>
           </w:p>
         </w:tc>
@@ -2498,7 +2498,7 @@
           <w:sz w:val="24"/>
           <w:szCs w:val="24"/>
         </w:rPr>
-        <w:t xml:space="preserve">Described in the register, not read in this review.</w:t>
+        <w:t xml:space="preserve">Quoted from the order, produced and read in full on 10/30.</w:t>
       </w:r>
     </w:p>
     <w:p>
@@ -2754,7 +2754,7 @@
               <w:rPr>
                 <w:color w:val="1A1A1A"/>
               </w:rPr>
-              <w:t xml:space="preserve">OO 1352.5 has never been produced to this review. Confirm the III.I numbering and wording against the PDF.</w:t>
+              <w:t xml:space="preserve">OO 1352.5 was produced and read in full on 10/30, so the struck text above is the order's own words rather than a reconstruction. Through Revision 11 this item struck a reconstruction reading "All transgender and intersex youth shall be provided a single room," which omitted the order's stated rationale. The finding is unchanged; the text being replaced is longer than this project previously recorded.</w:t>
             </w:r>
           </w:p>
           <w:p>
@@ -2771,6 +2771,22 @@
                 <w:color w:val="1A1A1A"/>
               </w:rPr>
               <w:t xml:space="preserve">The 15 CCR 1352.5 citation is verified. It was carried as unconfirmed through Revision 5 because it is absent from the 04/01/2014 edition of Title 15, and Revision 6 confirmed it against the edition effective 01/01/2019, where it runs (a) to (e). The edition effective 01/01/2019 is the operative one. The January 2023 revision is a pending proposal and must not be relied on.</w:t>
+            </w:r>
+          </w:p>
+          <w:p>
+            <w:pPr>
+              <w:pStyle w:val="ListParagraph"/>
+              <w:numPr>
+                <w:ilvl w:val="0"/>
+                <w:numId w:val="1"/>
+              </w:numPr>
+              <w:spacing w:after="60" w:before="40" w:line="264"/>
+            </w:pPr>
+            <w:r>
+              <w:rPr>
+                <w:color w:val="1A1A1A"/>
+              </w:rPr>
+              <w:t xml:space="preserve">III.B, III.F and III.H were confirmed verbatim on reading the order, so paragraphs 1 to 3 of the insert point at provisions that exist and say what this amendment assumes they say. III.E, not previously in the register, adds background, age, developmental status, sophistication, social skills, charges and behavioral history to the same determination.</w:t>
             </w:r>
           </w:p>
         </w:tc>
